--- a/docs/논문 초안.docx
+++ b/docs/논문 초안.docx
@@ -6,32 +6,161 @@
       <w:pPr>
         <w:widowControl/>
         <w:rPr>
+          <w:rFonts w:cs="맑은 고딕"/>
+          <w:b/>
+          <w:bCs/>
           <w:sz w:val="32"/>
           <w:szCs w:val="36"/>
         </w:rPr>
       </w:pPr>
       <w:r>
         <w:rPr>
-          <w:rFonts w:ascii="맑은 고딕" w:hAnsi="맑은 고딕" w:eastAsia="맑은 고딕" w:cs="맑은 고딕" w:asciiTheme="minorHAnsi" w:hAnsiTheme="minorHAnsi" w:eastAsiaTheme="minorEastAsia" w:csTheme="minorBidi"/>
+          <w:rFonts w:ascii="맑은 고딕" w:hAnsi="맑은 고딕" w:eastAsia="맑은 고딕" w:cs="맑은 고딕" w:asciiTheme="minorHAnsi" w:hAnsiTheme="minorHAnsi" w:eastAsiaTheme="minorEastAsia"/>
           <w:b/>
           <w:bCs/>
           <w:kern w:val="2"/>
           <w:sz w:val="32"/>
           <w:szCs w:val="36"/>
         </w:rPr>
-        <w:t># Materials</w:t>
+        <w:t>Introduction</w:t>
       </w:r>
     </w:p>
     <w:p>
       <w:pPr>
         <w:widowControl/>
         <w:rPr>
-          <w:szCs w:val="22"/>
+          <w:rFonts w:cs="맑은 고딕"/>
+          <w:b/>
+          <w:bCs/>
+          <w:sz w:val="32"/>
+          <w:szCs w:val="36"/>
         </w:rPr>
       </w:pPr>
       <w:r>
         <w:rPr>
+          <w:rFonts w:ascii="맑은 고딕" w:hAnsi="맑은 고딕" w:eastAsia="맑은 고딕" w:cs="맑은 고딕" w:asciiTheme="minorHAnsi" w:hAnsiTheme="minorHAnsi" w:eastAsiaTheme="minorEastAsia"/>
+          <w:kern w:val="2"/>
+          <w:sz w:val="22"/>
+          <w:szCs w:val="22"/>
+        </w:rPr>
+        <w:t>AEC 원리</w:t>
+      </w:r>
+    </w:p>
+    <w:p>
+      <w:pPr>
+        <w:spacing w:after="160"/>
+      </w:pPr>
+      <w:r>
+        <w:rPr>
+          <w:rFonts w:ascii="맑은 고딕" w:hAnsi="맑은 고딕" w:eastAsia="맑은 고딕" w:cs="맑은 고딕" w:asciiTheme="minorHAnsi" w:hAnsiTheme="minorHAnsi" w:eastAsiaTheme="minorEastAsia"/>
+          <w:kern w:val="2"/>
+          <w:sz w:val="22"/>
+          <w:szCs w:val="24"/>
+        </w:rPr>
+        <w:t>CT 영상의 잡음(noise) 수준은 촬영 부위를 투과하는 X선의 감쇠(attenuation) 정도에 따라 결정되며, 동일한 관전류(tube current, mA)로 촬영하더라도 환자의 체격이나 부위별 두께가 다르면 잡음 수준이 균일하지 않게 된다. 이를 보정하기 위해 현대 다중검출기 CT는 자동노출조절(automatic exposure control, AEC)을 이용하여, 사전에 획득한 localizer(스카우트) 영상에서 얻은 부위별 X선 감쇠 정보를 바탕으로 사용자가 지정한 목표 영상잡음을 유지하도록 관전류를 실시간으로 조정한다. AEC는 촬영 각도에 따라 관전류를 바꾸는 각(angular, x-y) 변조, 환자의 머리에서 발 방향(craniocaudal, z축)을 따라 관전류를 바꾸는 종축(longitudinal, z) 변조, 그리고 두 방식을 결합한 x-y-z 복합 변조로 구분된다.</w:t>
+      </w:r>
+    </w:p>
+    <w:p>
+      <w:pPr>
+        <w:spacing w:after="160"/>
+      </w:pPr>
+      <w:r>
+        <w:rPr>
           <w:rFonts w:ascii="맑은 고딕" w:hAnsi="맑은 고딕" w:eastAsia="맑은 고딕" w:cs="맑은 고딕" w:asciiTheme="minorHAnsi" w:hAnsiTheme="minorHAnsi" w:eastAsiaTheme="minorEastAsia" w:csTheme="minorBidi"/>
+          <w:kern w:val="2"/>
+          <w:sz w:val="22"/>
+          <w:szCs w:val="24"/>
+        </w:rPr>
+        <w:t>이때 부위별 감쇠 정보는 본 촬영 직전에 획득하는 저선량 예비영상, 즉 localizer(scout) 영상으로부터 추정된다. Localizer는 관전류를 낮게 고정한 상태로 환자를 전후방(AP) 또는 측방(lateral) 투영으로 스캔하여 얻는 단순 투과영상으로, 이 영상의 화소 강도 분포로부터 z축 위치별 대략적인 X선 감쇠량을 산출할 수 있다. 시스템은 이 감쇠 추정치와 사용자가 지정한 목표 영상잡음 지표(noise index, 표준편차, 기준 mAs 등)를 결합하여 z축 위치별 관전류 프로파일을 사전 계산하며, 본 촬영이 시작되면 이 프로파일을 따라 관전류를 실시간으로 조정한다(일부 벤더의 경우 촬영 초반 half rotation 동안의 실측 감쇠값으로 추가 보정을 수행한다).</w:t>
+      </w:r>
+    </w:p>
+    <w:p>
+      <w:pPr>
+        <w:spacing w:after="160"/>
+      </w:pPr>
+      <w:r>
+        <w:rPr>
+          <w:rFonts w:ascii="맑은 고딕" w:hAnsi="맑은 고딕" w:eastAsia="맑은 고딕" w:cs="맑은 고딕" w:asciiTheme="minorHAnsi" w:hAnsiTheme="minorHAnsi" w:eastAsiaTheme="minorEastAsia"/>
+          <w:kern w:val="2"/>
+          <w:sz w:val="22"/>
+          <w:szCs w:val="24"/>
+        </w:rPr>
+        <w:t>복부 CT에서 관전류 변조는 z축(longitudinal) 위치에 따른 두께 변화뿐 아니라 단면 내 좌우·전후 비대칭(각/x-y 변조)까지 함께 반영하는 x-y-z 복합 변조로 구현되는 경우가 많다. 감쇠가 상대적으로 낮은 부위(예: 연부조직 위주의 중간 복부)에서는 관전류를 낮추고, 감쇠가 높은 부위(예: 치밀골이 많은 골반)에서는 관전류를 높여 촬영 전 구간에서 일정한 영상 품질을 유지한다. 그 결과 촬영 진행 방향을 따라 기록되는 관전류 값의 궤적, 즉 tube-current modulation curve는 해당 z축 위치에서 환자 단면의 감쇠 특성 - 곧 체형 및 체구성(body habitus) - 을 반영하게 된다. 이러한 원리에 근거해 관전류 값과 체중 간의 강한 상관관계를 보고한 선행 연구도 있으며, 이는 AEC 곡선이 체형의 대리 지표(surrogate marker)로 활용될 수 있음을 뒷받침한다.</w:t>
+      </w:r>
+    </w:p>
+    <w:p>
+      <w:pPr>
+        <w:spacing w:after="160"/>
+      </w:pPr>
+      <w:r>
+        <w:rPr>
+          <w:rFonts w:ascii="맑은 고딕" w:hAnsi="맑은 고딕" w:eastAsia="맑은 고딕" w:cs="맑은 고딕" w:asciiTheme="minorHAnsi" w:hAnsiTheme="minorHAnsi" w:eastAsiaTheme="minorEastAsia" w:csTheme="minorBidi"/>
+          <w:kern w:val="2"/>
+          <w:sz w:val="22"/>
+          <w:szCs w:val="24"/>
+        </w:rPr>
+        <w:t>본 연구에 포함된 CT 장비는 x-y-z 복합 변조(combined modulation)를 구현하고 있어, DICOM 헤더에서 추출한 관전류 값(XRayTubeCurrent)은 순수한 z축(longitudinal) 변조만의 결과가 아니라, 단면 내 각도별 비대칭을 반영하는 각(x-y) 변조와 두부-족부 방향의 종축(z) 변조가 결합된 combined modulation의 출력값이다. 다만 이 값은 슬라이스(회전) 당 하나로만 기록되므로, 동일 회전 내 각도별 세부 변동은 별도로 구분되지 않고 이미 해당 회전에 대한 대표값으로 통합되어 있다. 따라서 본 연구의 AEC-128 곡선은 두부-족부 방향 위치에 따라 값이 변화하는 형태를 취하지만, 각 지점의 값 자체는 z축뿐 아니라 단면 비대칭 정보까지 반영한 x-y-z 복합 변조의 결과값이다.</w:t>
+      </w:r>
+    </w:p>
+    <w:p>
+      <w:pPr>
+        <w:spacing w:after="160"/>
+      </w:pPr>
+      <w:r>
+        <w:rPr>
+          <w:rFonts w:ascii="맑은 고딕" w:hAnsi="맑은 고딕" w:eastAsia="맑은 고딕" w:cs="맑은 고딕" w:asciiTheme="minorHAnsi" w:hAnsiTheme="minorHAnsi" w:eastAsiaTheme="minorEastAsia"/>
+          <w:kern w:val="2"/>
+          <w:sz w:val="22"/>
+          <w:szCs w:val="24"/>
+        </w:rPr>
+        <w:t>본 연구는 이러한 관전류 변조 원리를 이용해, DICOM 헤더에 기록된 실측 관전류(XRayTubeCurrent) 값을 간(liver) 하단부터 골반뼈(hip) 상단까지의 구간에서 추출하고, 환자 간 상이한 슬라이스 수(101-238매)를 128개 지점으로 선형보간하여 표준화한 곡선인 AEC-128을 구성하였다. 이는 CT 영상 자체의 화소값을 별도로 분석하지 않고도, 촬영 과정에서 자동 기록되는 관전류 정보만으로 체형 관련 정보를 opportunistic하게 추출하는 접근에 해당한다.</w:t>
+      </w:r>
+    </w:p>
+    <w:p>
+      <w:pPr>
+        <w:spacing w:after="160"/>
+      </w:pPr>
+      <w:r>
+        <w:rPr>
+          <w:rFonts w:ascii="맑은 고딕" w:hAnsi="맑은 고딕" w:eastAsia="맑은 고딕" w:cs="맑은 고딕" w:asciiTheme="minorHAnsi" w:hAnsiTheme="minorHAnsi" w:eastAsiaTheme="minorEastAsia" w:csTheme="minorBidi"/>
+          <w:kern w:val="2"/>
+          <w:sz w:val="22"/>
+          <w:szCs w:val="24"/>
+        </w:rPr>
+        <w:t>관전류 대신 관전압(kVp)이나 노출시간(회전시간)을 조절하여 동일한 목적을 달성할 수도 있으나, 각각의 한계로 인해 관전류 변조가 AEC의 표준 구현 방식으로 채택되어 있다. 관전압을 변경하면 X선의 에너지 스펙트럼, 즉 빔의 질(beam quality) 자체가 달라져 조직 간 대조도, 조영증강 정도, 빔경화(beam hardening) 아티팩트 양상까지 함께 변화하므로 검사마다 별도의 재보정이 필요하다. 노출시간(갠트리 회전시간)을 늘리면 촬영 시간이 길어져 호흡 및 장관 연동운동에 의한 움직임 흐림(motion blur)의 위험이 커지며, 회전 속도에는 기계적으로 정해진 제약이 있어 임의로 조절하기도 어렵다. 반면 관전류는 빔의 에너지 스펙트럼이나 스캔 속도를 변화시키지 않고 X선 광자 수(선량)만을 근사적으로 선형에 가깝게 조절할 수 있어, 영상의 대조도·시간분해능 특성을 그대로 유지한 채 환자 단면의 두께 차이만을 보정하는 변수로 활용된다. 본 연구의 포함 기준상 모든 대상자가 100 kVp로 고정 촬영되었으므로(Materials 참조), 환자 간 관전류 값의 차이는 촬영 프로토콜 차이가 아닌 체형 차이만을 반영한다고 볼 수 있다.</w:t>
+      </w:r>
+    </w:p>
+    <w:p>
+      <w:pPr>
+        <w:widowControl/>
+        <w:rPr>
+          <w:sz w:val="32"/>
+          <w:szCs w:val="36"/>
+        </w:rPr>
+      </w:pPr>
+      <w:r>
+        <w:lastRenderedPageBreak/>
+        <w:rPr>
+          <w:rFonts w:ascii="맑은 고딕" w:hAnsi="맑은 고딕" w:eastAsia="맑은 고딕" w:cs="맑은 고딕" w:asciiTheme="minorHAnsi" w:hAnsiTheme="minorHAnsi" w:eastAsiaTheme="minorEastAsia"/>
+          <w:b/>
+          <w:bCs/>
+          <w:kern w:val="2"/>
+          <w:sz w:val="32"/>
+          <w:szCs w:val="36"/>
+        </w:rPr>
+        <w:t>Materials</w:t>
+      </w:r>
+    </w:p>
+    <w:p>
+      <w:pPr>
+        <w:widowControl/>
+        <w:rPr>
+          <w:szCs w:val="22"/>
+        </w:rPr>
+      </w:pPr>
+      <w:r>
+        <w:rPr>
+          <w:rFonts w:ascii="맑은 고딕" w:hAnsi="맑은 고딕" w:eastAsia="맑은 고딕" w:cs="맑은 고딕" w:asciiTheme="minorHAnsi" w:hAnsiTheme="minorHAnsi" w:eastAsiaTheme="minorEastAsia"/>
           <w:kern w:val="2"/>
           <w:sz w:val="22"/>
           <w:szCs w:val="22"/>
@@ -48,7 +177,7 @@
       </w:pPr>
       <w:r>
         <w:rPr>
-          <w:rFonts w:ascii="맑은 고딕" w:hAnsi="맑은 고딕" w:eastAsia="맑은 고딕" w:cs="맑은 고딕" w:asciiTheme="minorHAnsi" w:hAnsiTheme="minorHAnsi" w:eastAsiaTheme="minorEastAsia" w:csTheme="minorBidi"/>
+          <w:rFonts w:ascii="맑은 고딕" w:hAnsi="맑은 고딕" w:eastAsia="맑은 고딕" w:cs="맑은 고딕" w:asciiTheme="minorHAnsi" w:hAnsiTheme="minorHAnsi" w:eastAsiaTheme="minorEastAsia"/>
           <w:kern w:val="2"/>
           <w:sz w:val="22"/>
           <w:szCs w:val="22"/>
@@ -66,7 +195,7 @@
       </w:pPr>
       <w:r>
         <w:rPr>
-          <w:rFonts w:ascii="맑은 고딕" w:hAnsi="맑은 고딕" w:eastAsia="맑은 고딕" w:cs="맑은 고딕" w:asciiTheme="minorHAnsi" w:hAnsiTheme="minorHAnsi" w:eastAsiaTheme="minorEastAsia" w:csTheme="minorBidi"/>
+          <w:rFonts w:ascii="맑은 고딕" w:hAnsi="맑은 고딕" w:eastAsia="맑은 고딕" w:cs="맑은 고딕" w:asciiTheme="minorHAnsi" w:hAnsiTheme="minorHAnsi" w:eastAsiaTheme="minorEastAsia"/>
           <w:kern w:val="2"/>
           <w:sz w:val="22"/>
           <w:szCs w:val="22"/>
@@ -84,30 +213,12 @@
       </w:pPr>
       <w:r>
         <w:rPr>
-          <w:rFonts w:ascii="맑은 고딕" w:hAnsi="맑은 고딕" w:eastAsia="맑은 고딕" w:cs="맑은 고딕" w:asciiTheme="minorHAnsi" w:hAnsiTheme="minorHAnsi" w:eastAsiaTheme="minorEastAsia" w:csTheme="minorBidi"/>
+          <w:rFonts w:ascii="맑은 고딕" w:hAnsi="맑은 고딕" w:eastAsia="맑은 고딕" w:cs="맑은 고딕" w:asciiTheme="minorHAnsi" w:hAnsiTheme="minorHAnsi" w:eastAsiaTheme="minorEastAsia"/>
           <w:kern w:val="2"/>
           <w:sz w:val="22"/>
           <w:szCs w:val="22"/>
         </w:rPr>
-        <w:t xml:space="preserve">2. Only CT examinations acquired at a tube voltage of 100 </w:t>
-      </w:r>
-      <w:r>
-        <w:rPr>
-          <w:rFonts w:ascii="맑은 고딕" w:hAnsi="맑은 고딕" w:eastAsia="맑은 고딕" w:cs="맑은 고딕" w:asciiTheme="minorHAnsi" w:hAnsiTheme="minorHAnsi" w:eastAsiaTheme="minorEastAsia" w:csTheme="minorBidi"/>
-          <w:kern w:val="2"/>
-          <w:sz w:val="22"/>
-          <w:szCs w:val="22"/>
-        </w:rPr>
-        <w:t>kVp</w:t>
-      </w:r>
-      <w:r>
-        <w:rPr>
-          <w:rFonts w:ascii="맑은 고딕" w:hAnsi="맑은 고딕" w:eastAsia="맑은 고딕" w:cs="맑은 고딕" w:asciiTheme="minorHAnsi" w:hAnsiTheme="minorHAnsi" w:eastAsiaTheme="minorEastAsia" w:csTheme="minorBidi"/>
-          <w:kern w:val="2"/>
-          <w:sz w:val="22"/>
-          <w:szCs w:val="22"/>
-        </w:rPr>
-        <w:t xml:space="preserve"> were included.</w:t>
+        <w:t>2. Only CT examinations acquired at a tube voltage of 100 kVp were included; in the internal cohort, patients were further restricted to those scanned on the four most commonly used CT scanner models at that site (Siemens Sensation 64, GE Revolution CT, Philips Ingenuity Core 128, and Siemens SOMATOM Definition AS+), whereas in the external cohort no scanner-model restriction was applied except exclusion of the negligibly represented Canon scanners (n = 3).</w:t>
       </w:r>
     </w:p>
     <w:p>
@@ -120,12 +231,12 @@
       </w:pPr>
       <w:r>
         <w:rPr>
-          <w:rFonts w:ascii="맑은 고딕" w:hAnsi="맑은 고딕" w:eastAsia="맑은 고딕" w:cs="맑은 고딕" w:asciiTheme="minorHAnsi" w:hAnsiTheme="minorHAnsi" w:eastAsiaTheme="minorEastAsia" w:csTheme="minorBidi"/>
+          <w:rFonts w:ascii="맑은 고딕" w:hAnsi="맑은 고딕" w:eastAsia="맑은 고딕" w:cs="맑은 고딕" w:eastAsiaTheme="minorEastAsia" w:csTheme="minorBidi"/>
           <w:kern w:val="2"/>
           <w:sz w:val="22"/>
-          <w:szCs w:val="22"/>
-        </w:rPr>
-        <w:t>3. In the internal cohort only, patients were restricted to those scanned on the four most commonly used CT scanner models at that site: Siemens Sensation 64, GE Revolution CT, Philips Ingenuity Core 128, and Siemens SOMATOM Definition AS+. No such restriction was applied to the external cohort.</w:t>
+          <w:szCs w:val="24"/>
+        </w:rPr>
+        <w:t>3. Patients younger than 20 years of age were excluded from both cohorts.</w:t>
       </w:r>
     </w:p>
     <w:p>
@@ -137,12 +248,12 @@
       </w:pPr>
       <w:r>
         <w:rPr>
-          <w:rFonts w:ascii="맑은 고딕" w:hAnsi="맑은 고딕" w:eastAsia="맑은 고딕" w:cs="맑은 고딕" w:asciiTheme="minorHAnsi" w:hAnsiTheme="minorHAnsi" w:eastAsiaTheme="minorEastAsia" w:csTheme="minorBidi"/>
+          <w:rFonts w:ascii="맑은 고딕" w:hAnsi="맑은 고딕" w:eastAsia="맑은 고딕" w:cs="맑은 고딕" w:asciiTheme="minorHAnsi" w:hAnsiTheme="minorHAnsi" w:eastAsiaTheme="minorEastAsia"/>
           <w:kern w:val="2"/>
           <w:sz w:val="22"/>
           <w:szCs w:val="22"/>
         </w:rPr>
-        <w:t>After application of these criteria, the final study population consisted of 1,090 patients in the internal cohort and 926 patients in the external cohort.</w:t>
+        <w:t>After application of these criteria, the final study population consisted of 1,079 patients in the internal cohort and 922 patients in the external cohort.</w:t>
       </w:r>
     </w:p>
     <w:p>
@@ -154,12 +265,12 @@
       </w:pPr>
       <w:r>
         <w:rPr>
-          <w:rFonts w:ascii="맑은 고딕" w:hAnsi="맑은 고딕" w:eastAsia="맑은 고딕" w:cs="맑은 고딕" w:asciiTheme="minorHAnsi" w:hAnsiTheme="minorHAnsi" w:eastAsiaTheme="minorEastAsia" w:csTheme="minorBidi"/>
+          <w:rFonts w:ascii="맑은 고딕" w:hAnsi="맑은 고딕" w:eastAsia="맑은 고딕" w:cs="맑은 고딕" w:asciiTheme="minorHAnsi" w:hAnsiTheme="minorHAnsi" w:eastAsiaTheme="minorEastAsia"/>
           <w:kern w:val="2"/>
           <w:sz w:val="22"/>
           <w:szCs w:val="22"/>
         </w:rPr>
-        <w:t>Age, sex, height, and weight were abstracted from the same clinical database used for patient matching and served as the baseline clinical predictors, collectively termed clinic4. Outcomes were defined as the presence or absence of a documented diagnosis of hypertension (HTN), diabetes mellitus (DM), and chronic kidney disease (CKD) in the clinical database, rather than by dichotomizing a continuous laboratory measurement. Hypertension was present in 329 of 1,090 internal patients (30.2%) and 425 of 926 external patients (45.9%); diabetes mellitus in 204 internal patients (18.7%) and 285 external patients (30.8%); and chronic kidney disease in 83 internal patients (7.6%) and 168 external patients (18.1%).</w:t>
+        <w:t>Age, sex, height, and weight were abstracted from the same clinical database used for patient matching and served as the baseline clinical predictors, collectively termed clinic4. Outcomes were defined as the presence or absence of a documented diagnosis of hypertension (HTN), diabetes mellitus (DM), and chronic kidney disease (CKD) in the clinical database, rather than by dichotomizing a continuous laboratory measurement. Hypertension was present in 324 of 1,079 internal patients (30.0%) and 424 of 922 external patients (46.0%); diabetes mellitus in 202 internal patients (18.7%) and 285 external patients (30.9%); and chronic kidney disease in 83 internal patients (7.7%) and 168 external patients (18.2%).</w:t>
       </w:r>
     </w:p>
     <w:p>
@@ -171,7 +282,7 @@
       </w:pPr>
       <w:r>
         <w:rPr>
-          <w:rFonts w:ascii="맑은 고딕" w:hAnsi="맑은 고딕" w:eastAsia="맑은 고딕" w:cs="맑은 고딕" w:asciiTheme="minorHAnsi" w:hAnsiTheme="minorHAnsi" w:eastAsiaTheme="minorEastAsia" w:csTheme="minorBidi"/>
+          <w:rFonts w:ascii="맑은 고딕" w:hAnsi="맑은 고딕" w:eastAsia="맑은 고딕" w:cs="맑은 고딕" w:asciiTheme="minorHAnsi" w:hAnsiTheme="minorHAnsi" w:eastAsiaTheme="minorEastAsia"/>
           <w:kern w:val="2"/>
           <w:sz w:val="22"/>
           <w:szCs w:val="22"/>
@@ -205,14 +316,14 @@
       <w:r>
         <w:lastRenderedPageBreak/>
         <w:rPr>
-          <w:rFonts w:ascii="맑은 고딕" w:hAnsi="맑은 고딕" w:eastAsia="맑은 고딕" w:cs="맑은 고딕" w:asciiTheme="minorHAnsi" w:hAnsiTheme="minorHAnsi" w:eastAsiaTheme="minorEastAsia" w:csTheme="minorBidi"/>
+          <w:rFonts w:ascii="맑은 고딕" w:hAnsi="맑은 고딕" w:eastAsia="맑은 고딕" w:cs="맑은 고딕" w:asciiTheme="minorHAnsi" w:hAnsiTheme="minorHAnsi" w:eastAsiaTheme="minorEastAsia"/>
           <w:b/>
           <w:bCs/>
           <w:kern w:val="2"/>
           <w:sz w:val="22"/>
           <w:szCs w:val="22"/>
         </w:rPr>
-        <w:t>**Table 1. Baseline Characteristics of the Patients**</w:t>
+        <w:t>Table 1. Baseline Characteristics of the Patients</w:t>
       </w:r>
     </w:p>
     <w:tbl>
@@ -235,7 +346,7 @@
           <w:bottom w:w="0" w:type="dxa"/>
           <w:right w:w="108" w:type="dxa"/>
         </w:tblCellMar>
-        <w:tblLook w:firstRow="1" w:firstColumn="1" w:noVBand="1"/>
+        <w:tblLook w:firstRow="1" w:lastRow="1" w:firstColumn="1" w:lastColumn="1" w:noHBand="1" w:noVBand="1"/>
       </w:tblPr>
       <w:tblGrid>
         <w:gridCol w:w="3241"/>
@@ -271,7 +382,7 @@
             </w:pPr>
             <w:r>
               <w:rPr>
-                <w:rFonts w:ascii="맑은 고딕" w:hAnsi="맑은 고딕" w:eastAsia="맑은 고딕" w:cs="맑은 고딕" w:asciiTheme="minorHAnsi" w:hAnsiTheme="minorHAnsi" w:eastAsiaTheme="minorEastAsia" w:csTheme="minorBidi"/>
+                <w:rFonts w:ascii="맑은 고딕" w:hAnsi="맑은 고딕" w:eastAsia="맑은 고딕" w:cs="맑은 고딕" w:asciiTheme="minorHAnsi" w:hAnsiTheme="minorHAnsi" w:eastAsiaTheme="minorEastAsia"/>
                 <w:kern w:val="2"/>
                 <w:sz w:val="22"/>
                 <w:szCs w:val="22"/>
@@ -307,7 +418,7 @@
             </w:pPr>
             <w:r>
               <w:rPr>
-                <w:rFonts w:ascii="맑은 고딕" w:hAnsi="맑은 고딕" w:eastAsia="맑은 고딕" w:cs="맑은 고딕" w:asciiTheme="minorHAnsi" w:hAnsiTheme="minorHAnsi" w:eastAsiaTheme="minorEastAsia" w:csTheme="minorBidi"/>
+                <w:rFonts w:ascii="맑은 고딕" w:hAnsi="맑은 고딕" w:eastAsia="맑은 고딕" w:cs="맑은 고딕" w:asciiTheme="minorHAnsi" w:hAnsiTheme="minorHAnsi" w:eastAsiaTheme="minorEastAsia"/>
                 <w:kern w:val="2"/>
                 <w:sz w:val="22"/>
                 <w:szCs w:val="22"/>
@@ -325,12 +436,12 @@
             </w:pPr>
             <w:r>
               <w:rPr>
-                <w:rFonts w:ascii="맑은 고딕" w:hAnsi="맑은 고딕" w:eastAsia="맑은 고딕" w:cs="맑은 고딕" w:asciiTheme="minorHAnsi" w:hAnsiTheme="minorHAnsi" w:eastAsiaTheme="minorEastAsia" w:csTheme="minorBidi"/>
-                <w:kern w:val="2"/>
-                <w:sz w:val="22"/>
-                <w:szCs w:val="22"/>
-              </w:rPr>
-              <w:t>(n = 1,090)</w:t>
+                <w:rFonts w:ascii="맑은 고딕" w:hAnsi="맑은 고딕" w:eastAsia="맑은 고딕" w:cs="맑은 고딕" w:asciiTheme="minorHAnsi" w:hAnsiTheme="minorHAnsi" w:eastAsiaTheme="minorEastAsia"/>
+                <w:kern w:val="2"/>
+                <w:sz w:val="22"/>
+                <w:szCs w:val="22"/>
+              </w:rPr>
+              <w:t>(n = 1,079)</w:t>
             </w:r>
           </w:p>
         </w:tc>
@@ -361,7 +472,7 @@
             </w:pPr>
             <w:r>
               <w:rPr>
-                <w:rFonts w:ascii="맑은 고딕" w:hAnsi="맑은 고딕" w:eastAsia="맑은 고딕" w:cs="맑은 고딕" w:asciiTheme="minorHAnsi" w:hAnsiTheme="minorHAnsi" w:eastAsiaTheme="minorEastAsia" w:csTheme="minorBidi"/>
+                <w:rFonts w:ascii="맑은 고딕" w:hAnsi="맑은 고딕" w:eastAsia="맑은 고딕" w:cs="맑은 고딕" w:asciiTheme="minorHAnsi" w:hAnsiTheme="minorHAnsi" w:eastAsiaTheme="minorEastAsia"/>
                 <w:kern w:val="2"/>
                 <w:sz w:val="22"/>
                 <w:szCs w:val="22"/>
@@ -379,12 +490,12 @@
             </w:pPr>
             <w:r>
               <w:rPr>
-                <w:rFonts w:ascii="맑은 고딕" w:hAnsi="맑은 고딕" w:eastAsia="맑은 고딕" w:cs="맑은 고딕" w:asciiTheme="minorHAnsi" w:hAnsiTheme="minorHAnsi" w:eastAsiaTheme="minorEastAsia" w:csTheme="minorBidi"/>
-                <w:kern w:val="2"/>
-                <w:sz w:val="22"/>
-                <w:szCs w:val="22"/>
-              </w:rPr>
-              <w:t>(n = 926)</w:t>
+                <w:rFonts w:ascii="맑은 고딕" w:hAnsi="맑은 고딕" w:eastAsia="맑은 고딕" w:cs="맑은 고딕" w:asciiTheme="minorHAnsi" w:hAnsiTheme="minorHAnsi" w:eastAsiaTheme="minorEastAsia"/>
+                <w:kern w:val="2"/>
+                <w:sz w:val="22"/>
+                <w:szCs w:val="22"/>
+              </w:rPr>
+              <w:t>(n = 922)</w:t>
             </w:r>
           </w:p>
         </w:tc>
@@ -415,7 +526,7 @@
             </w:pPr>
             <w:r>
               <w:rPr>
-                <w:rFonts w:ascii="맑은 고딕" w:hAnsi="맑은 고딕" w:eastAsia="맑은 고딕" w:cs="맑은 고딕" w:asciiTheme="minorHAnsi" w:hAnsiTheme="minorHAnsi" w:eastAsiaTheme="minorEastAsia" w:csTheme="minorBidi"/>
+                <w:rFonts w:ascii="맑은 고딕" w:hAnsi="맑은 고딕" w:eastAsia="맑은 고딕" w:cs="맑은 고딕" w:asciiTheme="minorHAnsi" w:hAnsiTheme="minorHAnsi" w:eastAsiaTheme="minorEastAsia"/>
                 <w:kern w:val="2"/>
                 <w:sz w:val="22"/>
                 <w:szCs w:val="22"/>
@@ -451,7 +562,7 @@
             </w:pPr>
             <w:r>
               <w:rPr>
-                <w:rFonts w:ascii="맑은 고딕" w:hAnsi="맑은 고딕" w:eastAsia="맑은 고딕" w:cs="맑은 고딕" w:asciiTheme="minorHAnsi" w:hAnsiTheme="minorHAnsi" w:eastAsiaTheme="minorEastAsia" w:csTheme="minorBidi"/>
+                <w:rFonts w:ascii="맑은 고딕" w:hAnsi="맑은 고딕" w:eastAsia="맑은 고딕" w:cs="맑은 고딕" w:asciiTheme="minorHAnsi" w:hAnsiTheme="minorHAnsi" w:eastAsiaTheme="minorEastAsia"/>
                 <w:kern w:val="2"/>
                 <w:sz w:val="22"/>
                 <w:szCs w:val="22"/>
@@ -486,12 +597,12 @@
             </w:pPr>
             <w:r>
               <w:rPr>
-                <w:rFonts w:ascii="맑은 고딕" w:hAnsi="맑은 고딕" w:eastAsia="맑은 고딕" w:cs="맑은 고딕" w:asciiTheme="minorHAnsi" w:hAnsiTheme="minorHAnsi" w:eastAsiaTheme="minorEastAsia" w:csTheme="minorBidi"/>
-                <w:kern w:val="2"/>
-                <w:sz w:val="22"/>
-                <w:szCs w:val="22"/>
-              </w:rPr>
-              <w:t>57.0 ± 12.2</w:t>
+                <w:rFonts w:ascii="맑은 고딕" w:hAnsi="맑은 고딕" w:eastAsia="맑은 고딕" w:cs="맑은 고딕" w:asciiTheme="minorHAnsi" w:hAnsiTheme="minorHAnsi" w:eastAsiaTheme="minorEastAsia"/>
+                <w:kern w:val="2"/>
+                <w:sz w:val="22"/>
+                <w:szCs w:val="22"/>
+              </w:rPr>
+              <w:t>57.1 ± 12.1</w:t>
             </w:r>
           </w:p>
         </w:tc>
@@ -521,7 +632,7 @@
             </w:pPr>
             <w:r>
               <w:rPr>
-                <w:rFonts w:ascii="맑은 고딕" w:hAnsi="맑은 고딕" w:eastAsia="맑은 고딕" w:cs="맑은 고딕" w:asciiTheme="minorHAnsi" w:hAnsiTheme="minorHAnsi" w:eastAsiaTheme="minorEastAsia" w:csTheme="minorBidi"/>
+                <w:rFonts w:ascii="맑은 고딕" w:hAnsi="맑은 고딕" w:eastAsia="맑은 고딕" w:cs="맑은 고딕" w:asciiTheme="minorHAnsi" w:hAnsiTheme="minorHAnsi" w:eastAsiaTheme="minorEastAsia"/>
                 <w:kern w:val="2"/>
                 <w:sz w:val="22"/>
                 <w:szCs w:val="22"/>
@@ -556,7 +667,7 @@
             </w:pPr>
             <w:r>
               <w:rPr>
-                <w:rFonts w:ascii="맑은 고딕" w:hAnsi="맑은 고딕" w:eastAsia="맑은 고딕" w:cs="맑은 고딕" w:asciiTheme="minorHAnsi" w:hAnsiTheme="minorHAnsi" w:eastAsiaTheme="minorEastAsia" w:csTheme="minorBidi"/>
+                <w:rFonts w:ascii="맑은 고딕" w:hAnsi="맑은 고딕" w:eastAsia="맑은 고딕" w:cs="맑은 고딕" w:asciiTheme="minorHAnsi" w:hAnsiTheme="minorHAnsi" w:eastAsiaTheme="minorEastAsia"/>
                 <w:kern w:val="2"/>
                 <w:sz w:val="22"/>
                 <w:szCs w:val="22"/>
@@ -568,7 +679,7 @@
       </w:tr>
       <w:tr>
         <w:trPr>
-          <w:trHeight w:val="360" w:hRule="atLeast"/>
+          <w:trHeight w:val="360"/>
         </w:trPr>
         <w:tc>
           <w:tcPr>
@@ -587,7 +698,16 @@
             </w:tcMar>
           </w:tcPr>
           <w:p>
-            <w:r>
+            <w:pPr>
+              <w:spacing w:after="160"/>
+            </w:pPr>
+            <w:r>
+              <w:rPr>
+                <w:rFonts w:ascii="맑은 고딕" w:hAnsi="맑은 고딕" w:eastAsia="맑은 고딕" w:cs="맑은 고딕" w:asciiTheme="minorHAnsi" w:hAnsiTheme="minorHAnsi" w:eastAsiaTheme="minorEastAsia"/>
+                <w:kern w:val="2"/>
+                <w:sz w:val="22"/>
+                <w:szCs w:val="24"/>
+              </w:rPr>
               <w:t>Age, years, range</w:t>
             </w:r>
           </w:p>
@@ -609,8 +729,18 @@
             </w:tcMar>
           </w:tcPr>
           <w:p>
-            <w:r>
-              <w:t>14-91</w:t>
+            <w:pPr>
+              <w:spacing w:after="160"/>
+              <w:jc w:val="center"/>
+            </w:pPr>
+            <w:r>
+              <w:rPr>
+                <w:rFonts w:ascii="맑은 고딕" w:hAnsi="맑은 고딕" w:eastAsia="맑은 고딕" w:cs="맑은 고딕" w:asciiTheme="minorHAnsi" w:hAnsiTheme="minorHAnsi" w:eastAsiaTheme="minorEastAsia"/>
+                <w:kern w:val="2"/>
+                <w:sz w:val="22"/>
+                <w:szCs w:val="24"/>
+              </w:rPr>
+              <w:t>20-91</w:t>
             </w:r>
           </w:p>
         </w:tc>
@@ -631,8 +761,18 @@
             </w:tcMar>
           </w:tcPr>
           <w:p>
-            <w:r>
-              <w:t>19-90</w:t>
+            <w:pPr>
+              <w:spacing w:after="160"/>
+              <w:jc w:val="center"/>
+            </w:pPr>
+            <w:r>
+              <w:rPr>
+                <w:rFonts w:ascii="맑은 고딕" w:hAnsi="맑은 고딕" w:eastAsia="맑은 고딕" w:cs="맑은 고딕" w:asciiTheme="minorHAnsi" w:hAnsiTheme="minorHAnsi" w:eastAsiaTheme="minorEastAsia"/>
+                <w:kern w:val="2"/>
+                <w:sz w:val="22"/>
+                <w:szCs w:val="24"/>
+              </w:rPr>
+              <w:t>20-90</w:t>
             </w:r>
           </w:p>
         </w:tc>
@@ -653,7 +793,17 @@
             </w:tcMar>
           </w:tcPr>
           <w:p>
-            <w:r>
+            <w:pPr>
+              <w:spacing w:after="160"/>
+              <w:jc w:val="center"/>
+            </w:pPr>
+            <w:r>
+              <w:rPr>
+                <w:rFonts w:ascii="맑은 고딕" w:hAnsi="맑은 고딕" w:eastAsia="맑은 고딕" w:cs="맑은 고딕" w:asciiTheme="minorHAnsi" w:hAnsiTheme="minorHAnsi" w:eastAsiaTheme="minorEastAsia"/>
+                <w:kern w:val="2"/>
+                <w:sz w:val="22"/>
+                <w:szCs w:val="24"/>
+              </w:rPr>
               <w:t>&lt;0.001</w:t>
             </w:r>
           </w:p>
@@ -685,7 +835,7 @@
             </w:pPr>
             <w:r>
               <w:rPr>
-                <w:rFonts w:ascii="맑은 고딕" w:hAnsi="맑은 고딕" w:eastAsia="맑은 고딕" w:cs="맑은 고딕" w:asciiTheme="minorHAnsi" w:hAnsiTheme="minorHAnsi" w:eastAsiaTheme="minorEastAsia" w:csTheme="minorBidi"/>
+                <w:rFonts w:ascii="맑은 고딕" w:hAnsi="맑은 고딕" w:eastAsia="맑은 고딕" w:cs="맑은 고딕" w:asciiTheme="minorHAnsi" w:hAnsiTheme="minorHAnsi" w:eastAsiaTheme="minorEastAsia"/>
                 <w:kern w:val="2"/>
                 <w:sz w:val="22"/>
                 <w:szCs w:val="22"/>
@@ -720,12 +870,12 @@
             </w:pPr>
             <w:r>
               <w:rPr>
-                <w:rFonts w:ascii="맑은 고딕" w:hAnsi="맑은 고딕" w:eastAsia="맑은 고딕" w:cs="맑은 고딕" w:asciiTheme="minorHAnsi" w:hAnsiTheme="minorHAnsi" w:eastAsiaTheme="minorEastAsia" w:csTheme="minorBidi"/>
-                <w:kern w:val="2"/>
-                <w:sz w:val="22"/>
-                <w:szCs w:val="22"/>
-              </w:rPr>
-              <w:t>700 (64.2)</w:t>
+                <w:rFonts w:ascii="맑은 고딕" w:hAnsi="맑은 고딕" w:eastAsia="맑은 고딕" w:cs="맑은 고딕" w:asciiTheme="minorHAnsi" w:hAnsiTheme="minorHAnsi" w:eastAsiaTheme="minorEastAsia"/>
+                <w:kern w:val="2"/>
+                <w:sz w:val="22"/>
+                <w:szCs w:val="22"/>
+              </w:rPr>
+              <w:t>692 (64.1)</w:t>
             </w:r>
           </w:p>
         </w:tc>
@@ -755,12 +905,12 @@
             </w:pPr>
             <w:r>
               <w:rPr>
-                <w:rFonts w:ascii="맑은 고딕" w:hAnsi="맑은 고딕" w:eastAsia="맑은 고딕" w:cs="맑은 고딕" w:asciiTheme="minorHAnsi" w:hAnsiTheme="minorHAnsi" w:eastAsiaTheme="minorEastAsia" w:csTheme="minorBidi"/>
-                <w:kern w:val="2"/>
-                <w:sz w:val="22"/>
-                <w:szCs w:val="22"/>
-              </w:rPr>
-              <w:t>498 (53.8)</w:t>
+                <w:rFonts w:ascii="맑은 고딕" w:hAnsi="맑은 고딕" w:eastAsia="맑은 고딕" w:cs="맑은 고딕" w:asciiTheme="minorHAnsi" w:hAnsiTheme="minorHAnsi" w:eastAsiaTheme="minorEastAsia"/>
+                <w:kern w:val="2"/>
+                <w:sz w:val="22"/>
+                <w:szCs w:val="22"/>
+              </w:rPr>
+              <w:t>497 (53.9)</w:t>
             </w:r>
           </w:p>
         </w:tc>
@@ -790,7 +940,7 @@
             </w:pPr>
             <w:r>
               <w:rPr>
-                <w:rFonts w:ascii="맑은 고딕" w:hAnsi="맑은 고딕" w:eastAsia="맑은 고딕" w:cs="맑은 고딕" w:asciiTheme="minorHAnsi" w:hAnsiTheme="minorHAnsi" w:eastAsiaTheme="minorEastAsia" w:csTheme="minorBidi"/>
+                <w:rFonts w:ascii="맑은 고딕" w:hAnsi="맑은 고딕" w:eastAsia="맑은 고딕" w:cs="맑은 고딕" w:asciiTheme="minorHAnsi" w:hAnsiTheme="minorHAnsi" w:eastAsiaTheme="minorEastAsia"/>
                 <w:kern w:val="2"/>
                 <w:sz w:val="22"/>
                 <w:szCs w:val="22"/>
@@ -826,7 +976,7 @@
             </w:pPr>
             <w:r>
               <w:rPr>
-                <w:rFonts w:ascii="맑은 고딕" w:hAnsi="맑은 고딕" w:eastAsia="맑은 고딕" w:cs="맑은 고딕" w:asciiTheme="minorHAnsi" w:hAnsiTheme="minorHAnsi" w:eastAsiaTheme="minorEastAsia" w:csTheme="minorBidi"/>
+                <w:rFonts w:ascii="맑은 고딕" w:hAnsi="맑은 고딕" w:eastAsia="맑은 고딕" w:cs="맑은 고딕" w:asciiTheme="minorHAnsi" w:hAnsiTheme="minorHAnsi" w:eastAsiaTheme="minorEastAsia"/>
                 <w:kern w:val="2"/>
                 <w:sz w:val="22"/>
                 <w:szCs w:val="22"/>
@@ -861,12 +1011,12 @@
             </w:pPr>
             <w:r>
               <w:rPr>
-                <w:rFonts w:ascii="맑은 고딕" w:hAnsi="맑은 고딕" w:eastAsia="맑은 고딕" w:cs="맑은 고딕" w:asciiTheme="minorHAnsi" w:hAnsiTheme="minorHAnsi" w:eastAsiaTheme="minorEastAsia" w:csTheme="minorBidi"/>
-                <w:kern w:val="2"/>
-                <w:sz w:val="22"/>
-                <w:szCs w:val="22"/>
-              </w:rPr>
-              <w:t>390 (35.8)</w:t>
+                <w:rFonts w:ascii="맑은 고딕" w:hAnsi="맑은 고딕" w:eastAsia="맑은 고딕" w:cs="맑은 고딕" w:asciiTheme="minorHAnsi" w:hAnsiTheme="minorHAnsi" w:eastAsiaTheme="minorEastAsia"/>
+                <w:kern w:val="2"/>
+                <w:sz w:val="22"/>
+                <w:szCs w:val="22"/>
+              </w:rPr>
+              <w:t>387 (35.9)</w:t>
             </w:r>
           </w:p>
         </w:tc>
@@ -896,21 +1046,12 @@
             </w:pPr>
             <w:r>
               <w:rPr>
-                <w:rFonts w:ascii="맑은 고딕" w:hAnsi="맑은 고딕" w:eastAsia="맑은 고딕" w:cs="맑은 고딕" w:asciiTheme="minorHAnsi" w:hAnsiTheme="minorHAnsi" w:eastAsiaTheme="minorEastAsia" w:csTheme="minorBidi"/>
-                <w:kern w:val="2"/>
-                <w:sz w:val="22"/>
-                <w:szCs w:val="22"/>
-              </w:rPr>
-              <w:t>428 (46.2</w:t>
-            </w:r>
-            <w:r>
-              <w:rPr>
-                <w:rFonts w:ascii="맑은 고딕" w:hAnsi="맑은 고딕" w:eastAsia="맑은 고딕" w:cs="맑은 고딕" w:asciiTheme="minorHAnsi" w:hAnsiTheme="minorHAnsi" w:eastAsiaTheme="minorEastAsia" w:csTheme="minorBidi"/>
-                <w:kern w:val="2"/>
-                <w:sz w:val="22"/>
-                <w:szCs w:val="22"/>
-              </w:rPr>
-              <w:t>)</w:t>
+                <w:rFonts w:ascii="맑은 고딕" w:hAnsi="맑은 고딕" w:eastAsia="맑은 고딕" w:cs="맑은 고딕" w:asciiTheme="minorHAnsi" w:hAnsiTheme="minorHAnsi" w:eastAsiaTheme="minorEastAsia"/>
+                <w:kern w:val="2"/>
+                <w:sz w:val="22"/>
+                <w:szCs w:val="22"/>
+              </w:rPr>
+              <w:t>425 (46.1)</w:t>
             </w:r>
           </w:p>
         </w:tc>
@@ -940,7 +1081,7 @@
             </w:pPr>
             <w:r>
               <w:rPr>
-                <w:rFonts w:ascii="맑은 고딕" w:hAnsi="맑은 고딕" w:eastAsia="맑은 고딕" w:cs="맑은 고딕" w:asciiTheme="minorHAnsi" w:hAnsiTheme="minorHAnsi" w:eastAsiaTheme="minorEastAsia" w:csTheme="minorBidi"/>
+                <w:rFonts w:ascii="맑은 고딕" w:hAnsi="맑은 고딕" w:eastAsia="맑은 고딕" w:cs="맑은 고딕" w:asciiTheme="minorHAnsi" w:hAnsiTheme="minorHAnsi" w:eastAsiaTheme="minorEastAsia"/>
                 <w:kern w:val="2"/>
                 <w:sz w:val="22"/>
                 <w:szCs w:val="22"/>
@@ -976,7 +1117,7 @@
             </w:pPr>
             <w:r>
               <w:rPr>
-                <w:rFonts w:ascii="맑은 고딕" w:hAnsi="맑은 고딕" w:eastAsia="맑은 고딕" w:cs="맑은 고딕" w:asciiTheme="minorHAnsi" w:hAnsiTheme="minorHAnsi" w:eastAsiaTheme="minorEastAsia" w:csTheme="minorBidi"/>
+                <w:rFonts w:ascii="맑은 고딕" w:hAnsi="맑은 고딕" w:eastAsia="맑은 고딕" w:cs="맑은 고딕" w:asciiTheme="minorHAnsi" w:hAnsiTheme="minorHAnsi" w:eastAsiaTheme="minorEastAsia"/>
                 <w:kern w:val="2"/>
                 <w:sz w:val="22"/>
                 <w:szCs w:val="22"/>
@@ -1011,7 +1152,7 @@
             </w:pPr>
             <w:r>
               <w:rPr>
-                <w:rFonts w:ascii="맑은 고딕" w:hAnsi="맑은 고딕" w:eastAsia="맑은 고딕" w:cs="맑은 고딕" w:asciiTheme="minorHAnsi" w:hAnsiTheme="minorHAnsi" w:eastAsiaTheme="minorEastAsia" w:csTheme="minorBidi"/>
+                <w:rFonts w:ascii="맑은 고딕" w:hAnsi="맑은 고딕" w:eastAsia="맑은 고딕" w:cs="맑은 고딕" w:asciiTheme="minorHAnsi" w:hAnsiTheme="minorHAnsi" w:eastAsiaTheme="minorEastAsia"/>
                 <w:kern w:val="2"/>
                 <w:sz w:val="22"/>
                 <w:szCs w:val="22"/>
@@ -1046,7 +1187,7 @@
             </w:pPr>
             <w:r>
               <w:rPr>
-                <w:rFonts w:ascii="맑은 고딕" w:hAnsi="맑은 고딕" w:eastAsia="맑은 고딕" w:cs="맑은 고딕" w:asciiTheme="minorHAnsi" w:hAnsiTheme="minorHAnsi" w:eastAsiaTheme="minorEastAsia" w:csTheme="minorBidi"/>
+                <w:rFonts w:ascii="맑은 고딕" w:hAnsi="맑은 고딕" w:eastAsia="맑은 고딕" w:cs="맑은 고딕" w:asciiTheme="minorHAnsi" w:hAnsiTheme="minorHAnsi" w:eastAsiaTheme="minorEastAsia"/>
                 <w:kern w:val="2"/>
                 <w:sz w:val="22"/>
                 <w:szCs w:val="22"/>
@@ -1081,12 +1222,12 @@
             </w:pPr>
             <w:r>
               <w:rPr>
-                <w:rFonts w:ascii="맑은 고딕" w:hAnsi="맑은 고딕" w:eastAsia="맑은 고딕" w:cs="맑은 고딕" w:asciiTheme="minorHAnsi" w:hAnsiTheme="minorHAnsi" w:eastAsiaTheme="minorEastAsia" w:csTheme="minorBidi"/>
-                <w:kern w:val="2"/>
-                <w:sz w:val="22"/>
-                <w:szCs w:val="22"/>
-              </w:rPr>
-              <w:t>0.381</w:t>
+                <w:rFonts w:ascii="맑은 고딕" w:hAnsi="맑은 고딕" w:eastAsia="맑은 고딕" w:cs="맑은 고딕" w:asciiTheme="minorHAnsi" w:hAnsiTheme="minorHAnsi" w:eastAsiaTheme="minorEastAsia"/>
+                <w:kern w:val="2"/>
+                <w:sz w:val="22"/>
+                <w:szCs w:val="22"/>
+              </w:rPr>
+              <w:t>0.401</w:t>
             </w:r>
           </w:p>
         </w:tc>
@@ -1117,7 +1258,7 @@
             </w:pPr>
             <w:r>
               <w:rPr>
-                <w:rFonts w:ascii="맑은 고딕" w:hAnsi="맑은 고딕" w:eastAsia="맑은 고딕" w:cs="맑은 고딕" w:asciiTheme="minorHAnsi" w:hAnsiTheme="minorHAnsi" w:eastAsiaTheme="minorEastAsia" w:csTheme="minorBidi"/>
+                <w:rFonts w:ascii="맑은 고딕" w:hAnsi="맑은 고딕" w:eastAsia="맑은 고딕" w:cs="맑은 고딕" w:asciiTheme="minorHAnsi" w:hAnsiTheme="minorHAnsi" w:eastAsiaTheme="minorEastAsia"/>
                 <w:kern w:val="2"/>
                 <w:sz w:val="22"/>
                 <w:szCs w:val="22"/>
@@ -1152,7 +1293,7 @@
             </w:pPr>
             <w:r>
               <w:rPr>
-                <w:rFonts w:ascii="맑은 고딕" w:hAnsi="맑은 고딕" w:eastAsia="맑은 고딕" w:cs="맑은 고딕" w:asciiTheme="minorHAnsi" w:hAnsiTheme="minorHAnsi" w:eastAsiaTheme="minorEastAsia" w:csTheme="minorBidi"/>
+                <w:rFonts w:ascii="맑은 고딕" w:hAnsi="맑은 고딕" w:eastAsia="맑은 고딕" w:cs="맑은 고딕" w:asciiTheme="minorHAnsi" w:hAnsiTheme="minorHAnsi" w:eastAsiaTheme="minorEastAsia"/>
                 <w:kern w:val="2"/>
                 <w:sz w:val="22"/>
                 <w:szCs w:val="22"/>
@@ -1187,7 +1328,7 @@
             </w:pPr>
             <w:r>
               <w:rPr>
-                <w:rFonts w:ascii="맑은 고딕" w:hAnsi="맑은 고딕" w:eastAsia="맑은 고딕" w:cs="맑은 고딕" w:asciiTheme="minorHAnsi" w:hAnsiTheme="minorHAnsi" w:eastAsiaTheme="minorEastAsia" w:csTheme="minorBidi"/>
+                <w:rFonts w:ascii="맑은 고딕" w:hAnsi="맑은 고딕" w:eastAsia="맑은 고딕" w:cs="맑은 고딕" w:asciiTheme="minorHAnsi" w:hAnsiTheme="minorHAnsi" w:eastAsiaTheme="minorEastAsia"/>
                 <w:kern w:val="2"/>
                 <w:sz w:val="22"/>
                 <w:szCs w:val="22"/>
@@ -1222,12 +1363,12 @@
             </w:pPr>
             <w:r>
               <w:rPr>
-                <w:rFonts w:ascii="맑은 고딕" w:hAnsi="맑은 고딕" w:eastAsia="맑은 고딕" w:cs="맑은 고딕" w:asciiTheme="minorHAnsi" w:hAnsiTheme="minorHAnsi" w:eastAsiaTheme="minorEastAsia" w:csTheme="minorBidi"/>
-                <w:kern w:val="2"/>
-                <w:sz w:val="22"/>
-                <w:szCs w:val="22"/>
-              </w:rPr>
-              <w:t>0.848</w:t>
+                <w:rFonts w:ascii="맑은 고딕" w:hAnsi="맑은 고딕" w:eastAsia="맑은 고딕" w:cs="맑은 고딕" w:asciiTheme="minorHAnsi" w:hAnsiTheme="minorHAnsi" w:eastAsiaTheme="minorEastAsia"/>
+                <w:kern w:val="2"/>
+                <w:sz w:val="22"/>
+                <w:szCs w:val="22"/>
+              </w:rPr>
+              <w:t>0.873</w:t>
             </w:r>
           </w:p>
         </w:tc>
@@ -1258,7 +1399,7 @@
             </w:pPr>
             <w:r>
               <w:rPr>
-                <w:rFonts w:ascii="맑은 고딕" w:hAnsi="맑은 고딕" w:eastAsia="맑은 고딕" w:cs="맑은 고딕" w:asciiTheme="minorHAnsi" w:hAnsiTheme="minorHAnsi" w:eastAsiaTheme="minorEastAsia" w:csTheme="minorBidi"/>
+                <w:rFonts w:ascii="맑은 고딕" w:hAnsi="맑은 고딕" w:eastAsia="맑은 고딕" w:cs="맑은 고딕" w:asciiTheme="minorHAnsi" w:hAnsiTheme="minorHAnsi" w:eastAsiaTheme="minorEastAsia"/>
                 <w:kern w:val="2"/>
                 <w:sz w:val="22"/>
                 <w:szCs w:val="22"/>
@@ -1293,7 +1434,7 @@
             </w:pPr>
             <w:r>
               <w:rPr>
-                <w:rFonts w:ascii="맑은 고딕" w:hAnsi="맑은 고딕" w:eastAsia="맑은 고딕" w:cs="맑은 고딕" w:asciiTheme="minorHAnsi" w:hAnsiTheme="minorHAnsi" w:eastAsiaTheme="minorEastAsia" w:csTheme="minorBidi"/>
+                <w:rFonts w:ascii="맑은 고딕" w:hAnsi="맑은 고딕" w:eastAsia="맑은 고딕" w:cs="맑은 고딕" w:asciiTheme="minorHAnsi" w:hAnsiTheme="minorHAnsi" w:eastAsiaTheme="minorEastAsia"/>
                 <w:kern w:val="2"/>
                 <w:sz w:val="22"/>
                 <w:szCs w:val="22"/>
@@ -1328,7 +1469,7 @@
             </w:pPr>
             <w:r>
               <w:rPr>
-                <w:rFonts w:ascii="맑은 고딕" w:hAnsi="맑은 고딕" w:eastAsia="맑은 고딕" w:cs="맑은 고딕" w:asciiTheme="minorHAnsi" w:hAnsiTheme="minorHAnsi" w:eastAsiaTheme="minorEastAsia" w:csTheme="minorBidi"/>
+                <w:rFonts w:ascii="맑은 고딕" w:hAnsi="맑은 고딕" w:eastAsia="맑은 고딕" w:cs="맑은 고딕" w:asciiTheme="minorHAnsi" w:hAnsiTheme="minorHAnsi" w:eastAsiaTheme="minorEastAsia"/>
                 <w:kern w:val="2"/>
                 <w:sz w:val="22"/>
                 <w:szCs w:val="22"/>
@@ -1363,12 +1504,12 @@
             </w:pPr>
             <w:r>
               <w:rPr>
-                <w:rFonts w:ascii="맑은 고딕" w:hAnsi="맑은 고딕" w:eastAsia="맑은 고딕" w:cs="맑은 고딕" w:asciiTheme="minorHAnsi" w:hAnsiTheme="minorHAnsi" w:eastAsiaTheme="minorEastAsia" w:csTheme="minorBidi"/>
-                <w:kern w:val="2"/>
-                <w:sz w:val="22"/>
-                <w:szCs w:val="22"/>
-              </w:rPr>
-              <w:t>0.337</w:t>
+                <w:rFonts w:ascii="맑은 고딕" w:hAnsi="맑은 고딕" w:eastAsia="맑은 고딕" w:cs="맑은 고딕" w:asciiTheme="minorHAnsi" w:hAnsiTheme="minorHAnsi" w:eastAsiaTheme="minorEastAsia"/>
+                <w:kern w:val="2"/>
+                <w:sz w:val="22"/>
+                <w:szCs w:val="22"/>
+              </w:rPr>
+              <w:t>0.383</w:t>
             </w:r>
           </w:p>
         </w:tc>
@@ -1399,7 +1540,7 @@
             </w:pPr>
             <w:r>
               <w:rPr>
-                <w:rFonts w:ascii="맑은 고딕" w:hAnsi="맑은 고딕" w:eastAsia="맑은 고딕" w:cs="맑은 고딕" w:asciiTheme="minorHAnsi" w:hAnsiTheme="minorHAnsi" w:eastAsiaTheme="minorEastAsia" w:csTheme="minorBidi"/>
+                <w:rFonts w:ascii="맑은 고딕" w:hAnsi="맑은 고딕" w:eastAsia="맑은 고딕" w:cs="맑은 고딕" w:asciiTheme="minorHAnsi" w:hAnsiTheme="minorHAnsi" w:eastAsiaTheme="minorEastAsia"/>
                 <w:kern w:val="2"/>
                 <w:sz w:val="22"/>
                 <w:szCs w:val="22"/>
@@ -1434,12 +1575,12 @@
             </w:pPr>
             <w:r>
               <w:rPr>
-                <w:rFonts w:ascii="맑은 고딕" w:hAnsi="맑은 고딕" w:eastAsia="맑은 고딕" w:cs="맑은 고딕" w:asciiTheme="minorHAnsi" w:hAnsiTheme="minorHAnsi" w:eastAsiaTheme="minorEastAsia" w:csTheme="minorBidi"/>
-                <w:kern w:val="2"/>
-                <w:sz w:val="22"/>
-                <w:szCs w:val="22"/>
-              </w:rPr>
-              <w:t>329 (30.2)</w:t>
+                <w:rFonts w:ascii="맑은 고딕" w:hAnsi="맑은 고딕" w:eastAsia="맑은 고딕" w:cs="맑은 고딕" w:asciiTheme="minorHAnsi" w:hAnsiTheme="minorHAnsi" w:eastAsiaTheme="minorEastAsia"/>
+                <w:kern w:val="2"/>
+                <w:sz w:val="22"/>
+                <w:szCs w:val="22"/>
+              </w:rPr>
+              <w:t>324 (30.0)</w:t>
             </w:r>
           </w:p>
         </w:tc>
@@ -1469,12 +1610,12 @@
             </w:pPr>
             <w:r>
               <w:rPr>
-                <w:rFonts w:ascii="맑은 고딕" w:hAnsi="맑은 고딕" w:eastAsia="맑은 고딕" w:cs="맑은 고딕" w:asciiTheme="minorHAnsi" w:hAnsiTheme="minorHAnsi" w:eastAsiaTheme="minorEastAsia" w:csTheme="minorBidi"/>
-                <w:kern w:val="2"/>
-                <w:sz w:val="22"/>
-                <w:szCs w:val="22"/>
-              </w:rPr>
-              <w:t>425 (45.9)</w:t>
+                <w:rFonts w:ascii="맑은 고딕" w:hAnsi="맑은 고딕" w:eastAsia="맑은 고딕" w:cs="맑은 고딕" w:asciiTheme="minorHAnsi" w:hAnsiTheme="minorHAnsi" w:eastAsiaTheme="minorEastAsia"/>
+                <w:kern w:val="2"/>
+                <w:sz w:val="22"/>
+                <w:szCs w:val="22"/>
+              </w:rPr>
+              <w:t>424 (46.0)</w:t>
             </w:r>
           </w:p>
         </w:tc>
@@ -1504,7 +1645,7 @@
             </w:pPr>
             <w:r>
               <w:rPr>
-                <w:rFonts w:ascii="맑은 고딕" w:hAnsi="맑은 고딕" w:eastAsia="맑은 고딕" w:cs="맑은 고딕" w:asciiTheme="minorHAnsi" w:hAnsiTheme="minorHAnsi" w:eastAsiaTheme="minorEastAsia" w:csTheme="minorBidi"/>
+                <w:rFonts w:ascii="맑은 고딕" w:hAnsi="맑은 고딕" w:eastAsia="맑은 고딕" w:cs="맑은 고딕" w:asciiTheme="minorHAnsi" w:hAnsiTheme="minorHAnsi" w:eastAsiaTheme="minorEastAsia"/>
                 <w:kern w:val="2"/>
                 <w:sz w:val="22"/>
                 <w:szCs w:val="22"/>
@@ -1540,7 +1681,7 @@
             </w:pPr>
             <w:r>
               <w:rPr>
-                <w:rFonts w:ascii="맑은 고딕" w:hAnsi="맑은 고딕" w:eastAsia="맑은 고딕" w:cs="맑은 고딕" w:asciiTheme="minorHAnsi" w:hAnsiTheme="minorHAnsi" w:eastAsiaTheme="minorEastAsia" w:csTheme="minorBidi"/>
+                <w:rFonts w:ascii="맑은 고딕" w:hAnsi="맑은 고딕" w:eastAsia="맑은 고딕" w:cs="맑은 고딕" w:asciiTheme="minorHAnsi" w:hAnsiTheme="minorHAnsi" w:eastAsiaTheme="minorEastAsia"/>
                 <w:kern w:val="2"/>
                 <w:sz w:val="22"/>
                 <w:szCs w:val="22"/>
@@ -1575,12 +1716,12 @@
             </w:pPr>
             <w:r>
               <w:rPr>
-                <w:rFonts w:ascii="맑은 고딕" w:hAnsi="맑은 고딕" w:eastAsia="맑은 고딕" w:cs="맑은 고딕" w:asciiTheme="minorHAnsi" w:hAnsiTheme="minorHAnsi" w:eastAsiaTheme="minorEastAsia" w:csTheme="minorBidi"/>
-                <w:kern w:val="2"/>
-                <w:sz w:val="22"/>
-                <w:szCs w:val="22"/>
-              </w:rPr>
-              <w:t>204 (18.7)</w:t>
+                <w:rFonts w:ascii="맑은 고딕" w:hAnsi="맑은 고딕" w:eastAsia="맑은 고딕" w:cs="맑은 고딕" w:asciiTheme="minorHAnsi" w:hAnsiTheme="minorHAnsi" w:eastAsiaTheme="minorEastAsia"/>
+                <w:kern w:val="2"/>
+                <w:sz w:val="22"/>
+                <w:szCs w:val="22"/>
+              </w:rPr>
+              <w:t>202 (18.7)</w:t>
             </w:r>
           </w:p>
         </w:tc>
@@ -1610,12 +1751,12 @@
             </w:pPr>
             <w:r>
               <w:rPr>
-                <w:rFonts w:ascii="맑은 고딕" w:hAnsi="맑은 고딕" w:eastAsia="맑은 고딕" w:cs="맑은 고딕" w:asciiTheme="minorHAnsi" w:hAnsiTheme="minorHAnsi" w:eastAsiaTheme="minorEastAsia" w:csTheme="minorBidi"/>
-                <w:kern w:val="2"/>
-                <w:sz w:val="22"/>
-                <w:szCs w:val="22"/>
-              </w:rPr>
-              <w:t>285 (30.8)</w:t>
+                <w:rFonts w:ascii="맑은 고딕" w:hAnsi="맑은 고딕" w:eastAsia="맑은 고딕" w:cs="맑은 고딕" w:asciiTheme="minorHAnsi" w:hAnsiTheme="minorHAnsi" w:eastAsiaTheme="minorEastAsia"/>
+                <w:kern w:val="2"/>
+                <w:sz w:val="22"/>
+                <w:szCs w:val="22"/>
+              </w:rPr>
+              <w:t>285 (30.9)</w:t>
             </w:r>
           </w:p>
         </w:tc>
@@ -1645,7 +1786,7 @@
             </w:pPr>
             <w:r>
               <w:rPr>
-                <w:rFonts w:ascii="맑은 고딕" w:hAnsi="맑은 고딕" w:eastAsia="맑은 고딕" w:cs="맑은 고딕" w:asciiTheme="minorHAnsi" w:hAnsiTheme="minorHAnsi" w:eastAsiaTheme="minorEastAsia" w:csTheme="minorBidi"/>
+                <w:rFonts w:ascii="맑은 고딕" w:hAnsi="맑은 고딕" w:eastAsia="맑은 고딕" w:cs="맑은 고딕" w:asciiTheme="minorHAnsi" w:hAnsiTheme="minorHAnsi" w:eastAsiaTheme="minorEastAsia"/>
                 <w:kern w:val="2"/>
                 <w:sz w:val="22"/>
                 <w:szCs w:val="22"/>
@@ -1681,21 +1822,12 @@
             </w:pPr>
             <w:r>
               <w:rPr>
-                <w:rFonts w:ascii="맑은 고딕" w:hAnsi="맑은 고딕" w:eastAsia="맑은 고딕" w:cs="맑은 고딕" w:asciiTheme="minorHAnsi" w:hAnsiTheme="minorHAnsi" w:eastAsiaTheme="minorEastAsia" w:csTheme="minorBidi"/>
-                <w:kern w:val="2"/>
-                <w:sz w:val="22"/>
-                <w:szCs w:val="22"/>
-              </w:rPr>
-              <w:t>Chronic kidney disease, n (%</w:t>
-            </w:r>
-            <w:r>
-              <w:rPr>
-                <w:rFonts w:ascii="맑은 고딕" w:hAnsi="맑은 고딕" w:eastAsia="맑은 고딕" w:cs="맑은 고딕" w:asciiTheme="minorHAnsi" w:hAnsiTheme="minorHAnsi" w:eastAsiaTheme="minorEastAsia" w:csTheme="minorBidi"/>
-                <w:kern w:val="2"/>
-                <w:sz w:val="22"/>
-                <w:szCs w:val="22"/>
-              </w:rPr>
-              <w:t>)</w:t>
+                <w:rFonts w:ascii="맑은 고딕" w:hAnsi="맑은 고딕" w:eastAsia="맑은 고딕" w:cs="맑은 고딕" w:asciiTheme="minorHAnsi" w:hAnsiTheme="minorHAnsi" w:eastAsiaTheme="minorEastAsia"/>
+                <w:kern w:val="2"/>
+                <w:sz w:val="22"/>
+                <w:szCs w:val="22"/>
+              </w:rPr>
+              <w:t>Chronic kidney disease, n (%)</w:t>
             </w:r>
           </w:p>
         </w:tc>
@@ -1725,12 +1857,12 @@
             </w:pPr>
             <w:r>
               <w:rPr>
-                <w:rFonts w:ascii="맑은 고딕" w:hAnsi="맑은 고딕" w:eastAsia="맑은 고딕" w:cs="맑은 고딕" w:asciiTheme="minorHAnsi" w:hAnsiTheme="minorHAnsi" w:eastAsiaTheme="minorEastAsia" w:csTheme="minorBidi"/>
-                <w:kern w:val="2"/>
-                <w:sz w:val="22"/>
-                <w:szCs w:val="22"/>
-              </w:rPr>
-              <w:t>83 (7.6)</w:t>
+                <w:rFonts w:ascii="맑은 고딕" w:hAnsi="맑은 고딕" w:eastAsia="맑은 고딕" w:cs="맑은 고딕" w:asciiTheme="minorHAnsi" w:hAnsiTheme="minorHAnsi" w:eastAsiaTheme="minorEastAsia"/>
+                <w:kern w:val="2"/>
+                <w:sz w:val="22"/>
+                <w:szCs w:val="22"/>
+              </w:rPr>
+              <w:t>83 (7.7)</w:t>
             </w:r>
           </w:p>
         </w:tc>
@@ -1760,12 +1892,12 @@
             </w:pPr>
             <w:r>
               <w:rPr>
-                <w:rFonts w:ascii="맑은 고딕" w:hAnsi="맑은 고딕" w:eastAsia="맑은 고딕" w:cs="맑은 고딕" w:asciiTheme="minorHAnsi" w:hAnsiTheme="minorHAnsi" w:eastAsiaTheme="minorEastAsia" w:csTheme="minorBidi"/>
-                <w:kern w:val="2"/>
-                <w:sz w:val="22"/>
-                <w:szCs w:val="22"/>
-              </w:rPr>
-              <w:t>168 (18.1)</w:t>
+                <w:rFonts w:ascii="맑은 고딕" w:hAnsi="맑은 고딕" w:eastAsia="맑은 고딕" w:cs="맑은 고딕" w:asciiTheme="minorHAnsi" w:hAnsiTheme="minorHAnsi" w:eastAsiaTheme="minorEastAsia"/>
+                <w:kern w:val="2"/>
+                <w:sz w:val="22"/>
+                <w:szCs w:val="22"/>
+              </w:rPr>
+              <w:t>168 (18.2)</w:t>
             </w:r>
           </w:p>
         </w:tc>
@@ -1795,7 +1927,7 @@
             </w:pPr>
             <w:r>
               <w:rPr>
-                <w:rFonts w:ascii="맑은 고딕" w:hAnsi="맑은 고딕" w:eastAsia="맑은 고딕" w:cs="맑은 고딕" w:asciiTheme="minorHAnsi" w:hAnsiTheme="minorHAnsi" w:eastAsiaTheme="minorEastAsia" w:csTheme="minorBidi"/>
+                <w:rFonts w:ascii="맑은 고딕" w:hAnsi="맑은 고딕" w:eastAsia="맑은 고딕" w:cs="맑은 고딕" w:asciiTheme="minorHAnsi" w:hAnsiTheme="minorHAnsi" w:eastAsiaTheme="minorEastAsia"/>
                 <w:kern w:val="2"/>
                 <w:sz w:val="22"/>
                 <w:szCs w:val="22"/>
@@ -1831,7 +1963,7 @@
             </w:pPr>
             <w:r>
               <w:rPr>
-                <w:rFonts w:ascii="맑은 고딕" w:hAnsi="맑은 고딕" w:eastAsia="맑은 고딕" w:cs="맑은 고딕" w:asciiTheme="minorHAnsi" w:hAnsiTheme="minorHAnsi" w:eastAsiaTheme="minorEastAsia" w:csTheme="minorBidi"/>
+                <w:rFonts w:ascii="맑은 고딕" w:hAnsi="맑은 고딕" w:eastAsia="맑은 고딕" w:cs="맑은 고딕" w:asciiTheme="minorHAnsi" w:hAnsiTheme="minorHAnsi" w:eastAsiaTheme="minorEastAsia"/>
                 <w:kern w:val="2"/>
                 <w:sz w:val="22"/>
                 <w:szCs w:val="22"/>
@@ -1918,7 +2050,7 @@
             </w:pPr>
             <w:r>
               <w:rPr>
-                <w:rFonts w:ascii="맑은 고딕" w:hAnsi="맑은 고딕" w:eastAsia="맑은 고딕" w:cs="맑은 고딕" w:asciiTheme="minorHAnsi" w:hAnsiTheme="minorHAnsi" w:eastAsiaTheme="minorEastAsia" w:csTheme="minorBidi"/>
+                <w:rFonts w:ascii="맑은 고딕" w:hAnsi="맑은 고딕" w:eastAsia="맑은 고딕" w:cs="맑은 고딕" w:asciiTheme="minorHAnsi" w:hAnsiTheme="minorHAnsi" w:eastAsiaTheme="minorEastAsia"/>
                 <w:kern w:val="2"/>
                 <w:sz w:val="22"/>
                 <w:szCs w:val="22"/>
@@ -1954,7 +2086,7 @@
             </w:pPr>
             <w:r>
               <w:rPr>
-                <w:rFonts w:ascii="맑은 고딕" w:hAnsi="맑은 고딕" w:eastAsia="맑은 고딕" w:cs="맑은 고딕" w:asciiTheme="minorHAnsi" w:hAnsiTheme="minorHAnsi" w:eastAsiaTheme="minorEastAsia" w:csTheme="minorBidi"/>
+                <w:rFonts w:ascii="맑은 고딕" w:hAnsi="맑은 고딕" w:eastAsia="맑은 고딕" w:cs="맑은 고딕" w:asciiTheme="minorHAnsi" w:hAnsiTheme="minorHAnsi" w:eastAsiaTheme="minorEastAsia"/>
                 <w:kern w:val="2"/>
                 <w:sz w:val="22"/>
                 <w:szCs w:val="22"/>
@@ -1989,12 +2121,12 @@
             </w:pPr>
             <w:r>
               <w:rPr>
-                <w:rFonts w:ascii="맑은 고딕" w:hAnsi="맑은 고딕" w:eastAsia="맑은 고딕" w:cs="맑은 고딕" w:asciiTheme="minorHAnsi" w:hAnsiTheme="minorHAnsi" w:eastAsiaTheme="minorEastAsia" w:csTheme="minorBidi"/>
-                <w:kern w:val="2"/>
-                <w:sz w:val="22"/>
-                <w:szCs w:val="22"/>
-              </w:rPr>
-              <w:t>568 (52.1)</w:t>
+                <w:rFonts w:ascii="맑은 고딕" w:hAnsi="맑은 고딕" w:eastAsia="맑은 고딕" w:cs="맑은 고딕" w:asciiTheme="minorHAnsi" w:hAnsiTheme="minorHAnsi" w:eastAsiaTheme="minorEastAsia"/>
+                <w:kern w:val="2"/>
+                <w:sz w:val="22"/>
+                <w:szCs w:val="22"/>
+              </w:rPr>
+              <w:t>560 (51.9)</w:t>
             </w:r>
           </w:p>
         </w:tc>
@@ -2024,12 +2156,12 @@
             </w:pPr>
             <w:r>
               <w:rPr>
-                <w:rFonts w:ascii="맑은 고딕" w:hAnsi="맑은 고딕" w:eastAsia="맑은 고딕" w:cs="맑은 고딕" w:asciiTheme="minorHAnsi" w:hAnsiTheme="minorHAnsi" w:eastAsiaTheme="minorEastAsia" w:csTheme="minorBidi"/>
-                <w:kern w:val="2"/>
-                <w:sz w:val="22"/>
-                <w:szCs w:val="22"/>
-              </w:rPr>
-              <w:t>569 (61.4)</w:t>
+                <w:rFonts w:ascii="맑은 고딕" w:hAnsi="맑은 고딕" w:eastAsia="맑은 고딕" w:cs="맑은 고딕" w:asciiTheme="minorHAnsi" w:hAnsiTheme="minorHAnsi" w:eastAsiaTheme="minorEastAsia"/>
+                <w:kern w:val="2"/>
+                <w:sz w:val="22"/>
+                <w:szCs w:val="22"/>
+              </w:rPr>
+              <w:t>568 (61.6)</w:t>
             </w:r>
           </w:p>
         </w:tc>
@@ -2086,7 +2218,7 @@
             </w:pPr>
             <w:r>
               <w:rPr>
-                <w:rFonts w:ascii="맑은 고딕" w:hAnsi="맑은 고딕" w:eastAsia="맑은 고딕" w:cs="맑은 고딕" w:asciiTheme="minorHAnsi" w:hAnsiTheme="minorHAnsi" w:eastAsiaTheme="minorEastAsia" w:csTheme="minorBidi"/>
+                <w:rFonts w:ascii="맑은 고딕" w:hAnsi="맑은 고딕" w:eastAsia="맑은 고딕" w:cs="맑은 고딕" w:asciiTheme="minorHAnsi" w:hAnsiTheme="minorHAnsi" w:eastAsiaTheme="minorEastAsia"/>
                 <w:kern w:val="2"/>
                 <w:sz w:val="22"/>
                 <w:szCs w:val="22"/>
@@ -2121,12 +2253,12 @@
             </w:pPr>
             <w:r>
               <w:rPr>
-                <w:rFonts w:ascii="맑은 고딕" w:hAnsi="맑은 고딕" w:eastAsia="맑은 고딕" w:cs="맑은 고딕" w:asciiTheme="minorHAnsi" w:hAnsiTheme="minorHAnsi" w:eastAsiaTheme="minorEastAsia" w:csTheme="minorBidi"/>
-                <w:kern w:val="2"/>
-                <w:sz w:val="22"/>
-                <w:szCs w:val="22"/>
-              </w:rPr>
-              <w:t>318 (29.2)</w:t>
+                <w:rFonts w:ascii="맑은 고딕" w:hAnsi="맑은 고딕" w:eastAsia="맑은 고딕" w:cs="맑은 고딕" w:asciiTheme="minorHAnsi" w:hAnsiTheme="minorHAnsi" w:eastAsiaTheme="minorEastAsia"/>
+                <w:kern w:val="2"/>
+                <w:sz w:val="22"/>
+                <w:szCs w:val="22"/>
+              </w:rPr>
+              <w:t>317 (29.4)</w:t>
             </w:r>
           </w:p>
         </w:tc>
@@ -2156,12 +2288,12 @@
             </w:pPr>
             <w:r>
               <w:rPr>
-                <w:rFonts w:ascii="맑은 고딕" w:hAnsi="맑은 고딕" w:eastAsia="맑은 고딕" w:cs="맑은 고딕" w:asciiTheme="minorHAnsi" w:hAnsiTheme="minorHAnsi" w:eastAsiaTheme="minorEastAsia" w:csTheme="minorBidi"/>
-                <w:kern w:val="2"/>
-                <w:sz w:val="22"/>
-                <w:szCs w:val="22"/>
-              </w:rPr>
-              <w:t>219 (23.6)</w:t>
+                <w:rFonts w:ascii="맑은 고딕" w:hAnsi="맑은 고딕" w:eastAsia="맑은 고딕" w:cs="맑은 고딕" w:asciiTheme="minorHAnsi" w:hAnsiTheme="minorHAnsi" w:eastAsiaTheme="minorEastAsia"/>
+                <w:kern w:val="2"/>
+                <w:sz w:val="22"/>
+                <w:szCs w:val="22"/>
+              </w:rPr>
+              <w:t>219 (23.8)</w:t>
             </w:r>
           </w:p>
         </w:tc>
@@ -2218,7 +2350,7 @@
             </w:pPr>
             <w:r>
               <w:rPr>
-                <w:rFonts w:ascii="맑은 고딕" w:hAnsi="맑은 고딕" w:eastAsia="맑은 고딕" w:cs="맑은 고딕" w:asciiTheme="minorHAnsi" w:hAnsiTheme="minorHAnsi" w:eastAsiaTheme="minorEastAsia" w:csTheme="minorBidi"/>
+                <w:rFonts w:ascii="맑은 고딕" w:hAnsi="맑은 고딕" w:eastAsia="맑은 고딕" w:cs="맑은 고딕" w:asciiTheme="minorHAnsi" w:hAnsiTheme="minorHAnsi" w:eastAsiaTheme="minorEastAsia"/>
                 <w:kern w:val="2"/>
                 <w:sz w:val="22"/>
                 <w:szCs w:val="22"/>
@@ -2253,12 +2385,12 @@
             </w:pPr>
             <w:r>
               <w:rPr>
-                <w:rFonts w:ascii="맑은 고딕" w:hAnsi="맑은 고딕" w:eastAsia="맑은 고딕" w:cs="맑은 고딕" w:asciiTheme="minorHAnsi" w:hAnsiTheme="minorHAnsi" w:eastAsiaTheme="minorEastAsia" w:csTheme="minorBidi"/>
-                <w:kern w:val="2"/>
-                <w:sz w:val="22"/>
-                <w:szCs w:val="22"/>
-              </w:rPr>
-              <w:t>202 (18.5)</w:t>
+                <w:rFonts w:ascii="맑은 고딕" w:hAnsi="맑은 고딕" w:eastAsia="맑은 고딕" w:cs="맑은 고딕" w:asciiTheme="minorHAnsi" w:hAnsiTheme="minorHAnsi" w:eastAsiaTheme="minorEastAsia"/>
+                <w:kern w:val="2"/>
+                <w:sz w:val="22"/>
+                <w:szCs w:val="22"/>
+              </w:rPr>
+              <w:t>202 (18.7)</w:t>
             </w:r>
           </w:p>
         </w:tc>
@@ -2288,144 +2420,12 @@
             </w:pPr>
             <w:r>
               <w:rPr>
-                <w:rFonts w:ascii="맑은 고딕" w:hAnsi="맑은 고딕" w:eastAsia="맑은 고딕" w:cs="맑은 고딕" w:asciiTheme="minorHAnsi" w:hAnsiTheme="minorHAnsi" w:eastAsiaTheme="minorEastAsia" w:csTheme="minorBidi"/>
+                <w:rFonts w:ascii="맑은 고딕" w:hAnsi="맑은 고딕" w:eastAsia="맑은 고딕" w:cs="맑은 고딕" w:asciiTheme="minorHAnsi" w:hAnsiTheme="minorHAnsi" w:eastAsiaTheme="minorEastAsia"/>
                 <w:kern w:val="2"/>
                 <w:sz w:val="22"/>
                 <w:szCs w:val="22"/>
               </w:rPr>
               <w:t>135 (14.6)</w:t>
-            </w:r>
-          </w:p>
-        </w:tc>
-        <w:tc>
-          <w:tcPr>
-            <w:tcW w:w="1366" w:type="dxa"/>
-            <w:tcBorders>
-              <w:top w:val="single" w:sz="4" w:space="0" w:color="auto"/>
-              <w:left w:val="single" w:sz="4" w:space="0" w:color="auto"/>
-              <w:bottom w:val="single" w:sz="4" w:space="0" w:color="auto"/>
-              <w:right w:val="single" w:sz="4" w:space="0" w:color="auto"/>
-            </w:tcBorders>
-            <w:tcMar>
-              <w:top w:w="0" w:type="dxa"/>
-              <w:left w:w="108" w:type="dxa"/>
-              <w:bottom w:w="0" w:type="dxa"/>
-              <w:right w:w="108" w:type="dxa"/>
-            </w:tcMar>
-          </w:tcPr>
-          <w:p>
-            <w:pPr>
-              <w:widowControl/>
-              <w:jc w:val="center"/>
-              <w:rPr>
-                <w:szCs w:val="22"/>
-              </w:rPr>
-            </w:pPr>
-          </w:p>
-        </w:tc>
-      </w:tr>
-      <w:tr>
-        <w:tc>
-          <w:tcPr>
-            <w:tcW w:w="3241" w:type="dxa"/>
-            <w:tcBorders>
-              <w:top w:val="single" w:sz="4" w:space="0" w:color="auto"/>
-              <w:left w:val="single" w:sz="4" w:space="0" w:color="auto"/>
-              <w:bottom w:val="single" w:sz="4" w:space="0" w:color="auto"/>
-              <w:right w:val="single" w:sz="4" w:space="0" w:color="auto"/>
-            </w:tcBorders>
-            <w:tcMar>
-              <w:top w:w="0" w:type="dxa"/>
-              <w:left w:w="108" w:type="dxa"/>
-              <w:bottom w:w="0" w:type="dxa"/>
-              <w:right w:w="108" w:type="dxa"/>
-            </w:tcMar>
-          </w:tcPr>
-          <w:p>
-            <w:pPr>
-              <w:widowControl/>
-              <w:rPr>
-                <w:szCs w:val="22"/>
-              </w:rPr>
-            </w:pPr>
-            <w:r>
-              <w:rPr>
-                <w:rFonts w:ascii="맑은 고딕" w:hAnsi="맑은 고딕" w:eastAsia="맑은 고딕" w:cs="맑은 고딕" w:asciiTheme="minorHAnsi" w:hAnsiTheme="minorHAnsi" w:eastAsiaTheme="minorEastAsia" w:csTheme="minorBidi"/>
-                <w:kern w:val="2"/>
-                <w:sz w:val="22"/>
-                <w:szCs w:val="22"/>
-              </w:rPr>
-              <w:t>— Canon</w:t>
-            </w:r>
-          </w:p>
-        </w:tc>
-        <w:tc>
-          <w:tcPr>
-            <w:tcW w:w="2212" w:type="dxa"/>
-            <w:tcBorders>
-              <w:top w:val="single" w:sz="4" w:space="0" w:color="auto"/>
-              <w:left w:val="single" w:sz="4" w:space="0" w:color="auto"/>
-              <w:bottom w:val="single" w:sz="4" w:space="0" w:color="auto"/>
-              <w:right w:val="single" w:sz="4" w:space="0" w:color="auto"/>
-            </w:tcBorders>
-            <w:tcMar>
-              <w:top w:w="0" w:type="dxa"/>
-              <w:left w:w="108" w:type="dxa"/>
-              <w:bottom w:w="0" w:type="dxa"/>
-              <w:right w:w="108" w:type="dxa"/>
-            </w:tcMar>
-          </w:tcPr>
-          <w:p>
-            <w:pPr>
-              <w:widowControl/>
-              <w:jc w:val="center"/>
-              <w:rPr>
-                <w:szCs w:val="22"/>
-              </w:rPr>
-            </w:pPr>
-            <w:r>
-              <w:rPr>
-                <w:rFonts w:ascii="맑은 고딕" w:hAnsi="맑은 고딕" w:eastAsia="맑은 고딕" w:cs="맑은 고딕" w:asciiTheme="minorHAnsi" w:hAnsiTheme="minorHAnsi" w:eastAsiaTheme="minorEastAsia" w:csTheme="minorBidi"/>
-                <w:kern w:val="2"/>
-                <w:sz w:val="22"/>
-                <w:szCs w:val="22"/>
-              </w:rPr>
-              <w:t>2 (0.2)</w:t>
-            </w:r>
-          </w:p>
-        </w:tc>
-        <w:tc>
-          <w:tcPr>
-            <w:tcW w:w="2197" w:type="dxa"/>
-            <w:tcBorders>
-              <w:top w:val="single" w:sz="4" w:space="0" w:color="auto"/>
-              <w:left w:val="single" w:sz="4" w:space="0" w:color="auto"/>
-              <w:bottom w:val="single" w:sz="4" w:space="0" w:color="auto"/>
-              <w:right w:val="single" w:sz="4" w:space="0" w:color="auto"/>
-            </w:tcBorders>
-            <w:tcMar>
-              <w:top w:w="0" w:type="dxa"/>
-              <w:left w:w="108" w:type="dxa"/>
-              <w:bottom w:w="0" w:type="dxa"/>
-              <w:right w:w="108" w:type="dxa"/>
-            </w:tcMar>
-          </w:tcPr>
-          <w:p>
-            <w:pPr>
-              <w:widowControl/>
-              <w:jc w:val="center"/>
-              <w:rPr>
-                <w:szCs w:val="22"/>
-              </w:rPr>
-            </w:pPr>
-            <w:r>
-              <w:rPr>
-                <w:rFonts w:ascii="맑은 고딕" w:hAnsi="맑은 고딕" w:eastAsia="맑은 고딕" w:cs="맑은 고딕" w:asciiTheme="minorHAnsi" w:hAnsiTheme="minorHAnsi" w:eastAsiaTheme="minorEastAsia" w:csTheme="minorBidi"/>
-                <w:kern w:val="2"/>
-                <w:sz w:val="22"/>
-                <w:szCs w:val="22"/>
-              </w:rPr>
-              <w:t>3 (0.3)</w:t>
             </w:r>
           </w:p>
         </w:tc>
@@ -2474,7 +2474,7 @@
       </w:pPr>
       <w:r>
         <w:rPr>
-          <w:rFonts w:ascii="맑은 고딕" w:hAnsi="맑은 고딕" w:eastAsia="맑은 고딕" w:cs="맑은 고딕" w:asciiTheme="minorHAnsi" w:hAnsiTheme="minorHAnsi" w:eastAsiaTheme="minorEastAsia" w:csTheme="minorBidi"/>
+          <w:rFonts w:ascii="맑은 고딕" w:hAnsi="맑은 고딕" w:eastAsia="맑은 고딕" w:cs="맑은 고딕" w:asciiTheme="minorHAnsi" w:hAnsiTheme="minorHAnsi" w:eastAsiaTheme="minorEastAsia"/>
           <w:kern w:val="2"/>
           <w:sz w:val="22"/>
           <w:szCs w:val="22"/>
@@ -2483,7 +2483,7 @@
       </w:r>
       <w:r>
         <w:rPr>
-          <w:rFonts w:ascii="맑은 고딕" w:hAnsi="맑은 고딕" w:eastAsia="맑은 고딕" w:cs="맑은 고딕" w:asciiTheme="minorHAnsi" w:hAnsiTheme="minorHAnsi" w:eastAsiaTheme="minorEastAsia" w:csTheme="minorBidi"/>
+          <w:rFonts w:ascii="맑은 고딕" w:hAnsi="맑은 고딕" w:eastAsia="맑은 고딕" w:cs="맑은 고딕" w:asciiTheme="minorHAnsi" w:hAnsiTheme="minorHAnsi" w:eastAsiaTheme="minorEastAsia"/>
           <w:i/>
           <w:iCs/>
           <w:kern w:val="2"/>
@@ -2494,7 +2494,7 @@
       </w:r>
       <w:r>
         <w:rPr>
-          <w:rFonts w:ascii="맑은 고딕" w:hAnsi="맑은 고딕" w:eastAsia="맑은 고딕" w:cs="맑은 고딕" w:asciiTheme="minorHAnsi" w:hAnsiTheme="minorHAnsi" w:eastAsiaTheme="minorEastAsia" w:csTheme="minorBidi"/>
+          <w:rFonts w:ascii="맑은 고딕" w:hAnsi="맑은 고딕" w:eastAsia="맑은 고딕" w:cs="맑은 고딕" w:asciiTheme="minorHAnsi" w:hAnsiTheme="minorHAnsi" w:eastAsiaTheme="minorEastAsia"/>
           <w:kern w:val="2"/>
           <w:sz w:val="22"/>
           <w:szCs w:val="22"/>
@@ -2511,7 +2511,7 @@
       </w:pPr>
       <w:r>
         <w:rPr>
-          <w:rFonts w:ascii="맑은 고딕" w:hAnsi="맑은 고딕" w:eastAsia="맑은 고딕" w:cs="맑은 고딕" w:asciiTheme="minorHAnsi" w:hAnsiTheme="minorHAnsi" w:eastAsiaTheme="minorEastAsia" w:csTheme="minorBidi"/>
+          <w:rFonts w:ascii="맑은 고딕" w:hAnsi="맑은 고딕" w:eastAsia="맑은 고딕" w:cs="맑은 고딕" w:asciiTheme="minorHAnsi" w:hAnsiTheme="minorHAnsi" w:eastAsiaTheme="minorEastAsia"/>
           <w:kern w:val="2"/>
           <w:sz w:val="22"/>
           <w:szCs w:val="22"/>
@@ -2520,18 +2520,18 @@
       </w:r>
       <w:r>
         <w:rPr>
-          <w:rFonts w:ascii="맑은 고딕" w:hAnsi="맑은 고딕" w:eastAsia="맑은 고딕" w:cs="맑은 고딕" w:asciiTheme="minorHAnsi" w:hAnsiTheme="minorHAnsi" w:eastAsiaTheme="minorEastAsia" w:csTheme="minorBidi"/>
+          <w:rFonts w:ascii="맑은 고딕" w:hAnsi="맑은 고딕" w:eastAsia="맑은 고딕" w:cs="맑은 고딕" w:asciiTheme="minorHAnsi" w:hAnsiTheme="minorHAnsi" w:eastAsiaTheme="minorEastAsia"/>
           <w:b/>
           <w:bCs/>
           <w:kern w:val="2"/>
           <w:sz w:val="22"/>
           <w:szCs w:val="22"/>
         </w:rPr>
-        <w:t>**automatic exposure control (AEC)**</w:t>
+        <w:t>automatic exposure control (AEC)</w:t>
       </w:r>
       <w:r>
         <w:rPr>
-          <w:rFonts w:ascii="맑은 고딕" w:hAnsi="맑은 고딕" w:eastAsia="맑은 고딕" w:cs="맑은 고딕" w:asciiTheme="minorHAnsi" w:hAnsiTheme="minorHAnsi" w:eastAsiaTheme="minorEastAsia" w:csTheme="minorBidi"/>
+          <w:rFonts w:ascii="맑은 고딕" w:hAnsi="맑은 고딕" w:eastAsia="맑은 고딕" w:cs="맑은 고딕" w:asciiTheme="minorHAnsi" w:hAnsiTheme="minorHAnsi" w:eastAsiaTheme="minorEastAsia"/>
           <w:kern w:val="2"/>
           <w:sz w:val="22"/>
           <w:szCs w:val="22"/>
@@ -2558,15 +2558,6 @@
           <w:szCs w:val="32"/>
         </w:rPr>
       </w:pPr>
-      <w:r>
-        <w:lastRenderedPageBreak/>
-        <w:rPr>
-          <w:b/>
-          <w:bCs/>
-          <w:sz w:val="32"/>
-          <w:szCs w:val="32"/>
-        </w:rPr>
-      </w:r>
     </w:p>
     <w:p>
       <w:pPr>
@@ -2576,9 +2567,8 @@
         </w:rPr>
       </w:pPr>
       <w:r>
-        <w:lastRenderedPageBreak/>
-        <w:rPr>
-          <w:rFonts w:ascii="맑은 고딕" w:hAnsi="맑은 고딕" w:eastAsia="맑은 고딕" w:cs="맑은 고딕" w:asciiTheme="minorHAnsi" w:hAnsiTheme="minorHAnsi" w:eastAsiaTheme="minorEastAsia" w:csTheme="minorBidi"/>
+        <w:rPr>
+          <w:rFonts w:ascii="맑은 고딕" w:hAnsi="맑은 고딕" w:eastAsia="맑은 고딕" w:cs="맑은 고딕" w:asciiTheme="minorHAnsi" w:hAnsiTheme="minorHAnsi" w:eastAsiaTheme="minorEastAsia"/>
           <w:b/>
           <w:bCs/>
           <w:kern w:val="2"/>
@@ -2597,7 +2587,7 @@
       </w:pPr>
       <w:r>
         <w:rPr>
-          <w:rFonts w:ascii="맑은 고딕" w:hAnsi="맑은 고딕" w:eastAsia="맑은 고딕" w:cs="맑은 고딕" w:asciiTheme="minorHAnsi" w:hAnsiTheme="minorHAnsi" w:eastAsiaTheme="minorEastAsia" w:csTheme="minorBidi"/>
+          <w:rFonts w:ascii="맑은 고딕" w:hAnsi="맑은 고딕" w:eastAsia="맑은 고딕" w:cs="맑은 고딕" w:asciiTheme="minorHAnsi" w:hAnsiTheme="minorHAnsi" w:eastAsiaTheme="minorEastAsia"/>
           <w:kern w:val="2"/>
           <w:sz w:val="24"/>
           <w:szCs w:val="24"/>
@@ -2614,84 +2604,12 @@
       </w:pPr>
       <w:r>
         <w:rPr>
-          <w:rFonts w:ascii="맑은 고딕" w:hAnsi="맑은 고딕" w:eastAsia="맑은 고딕" w:cs="맑은 고딕" w:asciiTheme="minorHAnsi" w:hAnsiTheme="minorHAnsi" w:eastAsiaTheme="minorEastAsia" w:csTheme="minorBidi"/>
+          <w:rFonts w:ascii="맑은 고딕" w:hAnsi="맑은 고딕" w:eastAsia="맑은 고딕" w:cs="맑은 고딕" w:asciiTheme="minorHAnsi" w:hAnsiTheme="minorHAnsi" w:eastAsiaTheme="minorEastAsia"/>
           <w:kern w:val="2"/>
           <w:sz w:val="22"/>
           <w:szCs w:val="22"/>
         </w:rPr>
-        <w:t xml:space="preserve">To construct the fixed-length AEC-128 feature, the axial source series was first identified for each patient, excluding coronal/sagittal reformations, scout images, and dose reports, based on slice count, DICOM </w:t>
-      </w:r>
-      <w:r>
-        <w:rPr>
-          <w:rFonts w:ascii="맑은 고딕" w:hAnsi="맑은 고딕" w:eastAsia="맑은 고딕" w:cs="맑은 고딕" w:asciiTheme="minorHAnsi" w:hAnsiTheme="minorHAnsi" w:eastAsiaTheme="minorEastAsia" w:csTheme="minorBidi"/>
-          <w:kern w:val="2"/>
-          <w:sz w:val="22"/>
-          <w:szCs w:val="22"/>
-        </w:rPr>
-        <w:t>ImageType</w:t>
-      </w:r>
-      <w:r>
-        <w:rPr>
-          <w:rFonts w:ascii="맑은 고딕" w:hAnsi="맑은 고딕" w:eastAsia="맑은 고딕" w:cs="맑은 고딕" w:asciiTheme="minorHAnsi" w:hAnsiTheme="minorHAnsi" w:eastAsiaTheme="minorEastAsia" w:csTheme="minorBidi"/>
-          <w:kern w:val="2"/>
-          <w:sz w:val="22"/>
-          <w:szCs w:val="22"/>
-        </w:rPr>
-        <w:t xml:space="preserve">, </w:t>
-      </w:r>
-      <w:r>
-        <w:rPr>
-          <w:rFonts w:ascii="맑은 고딕" w:hAnsi="맑은 고딕" w:eastAsia="맑은 고딕" w:cs="맑은 고딕" w:asciiTheme="minorHAnsi" w:hAnsiTheme="minorHAnsi" w:eastAsiaTheme="minorEastAsia" w:csTheme="minorBidi"/>
-          <w:kern w:val="2"/>
-          <w:sz w:val="22"/>
-          <w:szCs w:val="22"/>
-        </w:rPr>
-        <w:t>SeriesDescription</w:t>
-      </w:r>
-      <w:r>
-        <w:rPr>
-          <w:rFonts w:ascii="맑은 고딕" w:hAnsi="맑은 고딕" w:eastAsia="맑은 고딕" w:cs="맑은 고딕" w:asciiTheme="minorHAnsi" w:hAnsiTheme="minorHAnsi" w:eastAsiaTheme="minorEastAsia" w:csTheme="minorBidi"/>
-          <w:kern w:val="2"/>
-          <w:sz w:val="22"/>
-          <w:szCs w:val="22"/>
-        </w:rPr>
-        <w:t>, and image orientation. An open-source, deep-learning-based segmentation tool (</w:t>
-      </w:r>
-      <w:r>
-        <w:rPr>
-          <w:rFonts w:ascii="맑은 고딕" w:hAnsi="맑은 고딕" w:eastAsia="맑은 고딕" w:cs="맑은 고딕" w:asciiTheme="minorHAnsi" w:hAnsiTheme="minorHAnsi" w:eastAsiaTheme="minorEastAsia" w:csTheme="minorBidi"/>
-          <w:kern w:val="2"/>
-          <w:sz w:val="22"/>
-          <w:szCs w:val="22"/>
-        </w:rPr>
-        <w:t>TotalSegmentator</w:t>
-      </w:r>
-      <w:r>
-        <w:rPr>
-          <w:rFonts w:ascii="맑은 고딕" w:hAnsi="맑은 고딕" w:eastAsia="맑은 고딕" w:cs="맑은 고딕" w:asciiTheme="minorHAnsi" w:hAnsiTheme="minorHAnsi" w:eastAsiaTheme="minorEastAsia" w:csTheme="minorBidi"/>
-          <w:kern w:val="2"/>
-          <w:sz w:val="22"/>
-          <w:szCs w:val="22"/>
-        </w:rPr>
-        <w:t>) was then applied to localize the liver and the bilateral hip bones, with the cranial-most liver slice and caudal-most hip slice defining the upper and lower boundaries of the analysis range; segmentation was used solely for this anatomical landmark localization, while tube-current values themselves were obtained directly from the DICOM header (</w:t>
-      </w:r>
-      <w:r>
-        <w:rPr>
-          <w:rFonts w:ascii="맑은 고딕" w:hAnsi="맑은 고딕" w:eastAsia="맑은 고딕" w:cs="맑은 고딕" w:asciiTheme="minorHAnsi" w:hAnsiTheme="minorHAnsi" w:eastAsiaTheme="minorEastAsia" w:csTheme="minorBidi"/>
-          <w:kern w:val="2"/>
-          <w:sz w:val="22"/>
-          <w:szCs w:val="22"/>
-        </w:rPr>
-        <w:t>XRayTubeCurrent</w:t>
-      </w:r>
-      <w:r>
-        <w:rPr>
-          <w:rFonts w:ascii="맑은 고딕" w:hAnsi="맑은 고딕" w:eastAsia="맑은 고딕" w:cs="맑은 고딕" w:asciiTheme="minorHAnsi" w:hAnsiTheme="minorHAnsi" w:eastAsiaTheme="minorEastAsia" w:csTheme="minorBidi"/>
-          <w:kern w:val="2"/>
-          <w:sz w:val="22"/>
-          <w:szCs w:val="22"/>
-        </w:rPr>
-        <w:t>). Tube-current values within this pubis-to-liver range were extracted in craniocaudal order, and because the resulting slice count varied across patients from 101 to 238 slices, each sequence was resampled by linear interpolation to a fixed length of 128 points, yielding the AEC-128 curve used as the analytic unit in subsequent modeling.</w:t>
+        <w:t>To construct the fixed-length AEC-128 feature, the axial source series was first identified for each patient, excluding coronal/sagittal reformations, scout images, and dose reports, based on slice count, DICOM ImageType, SeriesDescription, and image orientation. An open-source, deep-learning-based segmentation tool (TotalSegmentator) was then applied to localize the liver and the bilateral hip bones, with the cranial-most liver slice and caudal-most hip slice defining the upper and lower boundaries of the analysis range; segmentation was used solely for this anatomical landmark localization, while tube-current values themselves were obtained directly from the DICOM header (XRayTubeCurrent). Tube-current values within this pubis-to-liver range were extracted in craniocaudal order, and because the resulting slice count varied across patients from 101 to 238 slices, each sequence was resampled by linear interpolation to a fixed length of 128 points, yielding the AEC-128 curve used as the analytic unit in subsequent modeling.</w:t>
       </w:r>
     </w:p>
     <w:p>
@@ -2704,193 +2622,108 @@
     </w:p>
     <w:p>
       <w:pPr>
-        <w:pageBreakBefore/>
         <w:widowControl/>
         <w:rPr>
-          <w:sz w:val="32"/>
-          <w:szCs w:val="36"/>
+          <w:szCs w:val="22"/>
         </w:rPr>
       </w:pPr>
       <w:r>
-        <w:lastRenderedPageBreak/>
-        <w:rPr>
-          <w:sz w:val="32"/>
-          <w:szCs w:val="36"/>
-        </w:rPr>
+        <w:rPr>
+          <w:rFonts w:ascii="맑은 고딕" w:hAnsi="맑은 고딕" w:eastAsia="맑은 고딕" w:cs="맑은 고딕" w:asciiTheme="minorHAnsi" w:hAnsiTheme="minorHAnsi" w:eastAsiaTheme="minorEastAsia"/>
+          <w:kern w:val="2"/>
+          <w:sz w:val="22"/>
+          <w:szCs w:val="22"/>
+        </w:rPr>
+        <w:t>Functional Principle Component Analysis</w:t>
+      </w:r>
+    </w:p>
+    <w:p>
+      <w:pPr/>
+      <w:r>
+        <w:rPr>
+          <w:rFonts w:ascii="맑은 고딕" w:hAnsi="맑은 고딕" w:eastAsia="맑은 고딕" w:cs="맑은 고딕"/>
+          <w:sz w:val="22"/>
+        </w:rPr>
+        <w:t>AEC-128 곡선은 환자 1인당 128차원의 변수이나, 인접 지점 값이 서로 강한 상관관계(autocorrelation)를 갖는 함수형 자료(functional data)이다. 128개 지점을 독립 변수로 그대로 투입할 경우 다중공선성과 과적합 위험이 크므로, 함수주성분분석(functional principal component analysis, FPCA)을 적용하여 곡선의 형태 정보를 저차원으로 요약하였다. FPCA는 주성분분석(PCA)의 원리를 함수형 자료로 확장한 차원축소 기법으로, 개별 곡선을 평균곡선과 곡선 간 변동을 가장 많이 설명하는 일련의 직교 성분들의 선형결합으로 근사하며, 각 환자의 곡선은 이들 성분에 대한 투영값인 성분점수(FPC score)로 요약된다.</w:t>
+      </w:r>
+    </w:p>
+    <w:p>
+      <w:pPr/>
+      <w:r>
+        <w:rPr>
+          <w:rFonts w:ascii="맑은 고딕" w:hAnsi="맑은 고딕" w:eastAsia="맑은 고딕" w:cs="맑은 고딕"/>
+          <w:sz w:val="22"/>
+        </w:rPr>
+        <w:t>구체적으로 ① 내부 코호트 전체 곡선의 평균곡선 mu(z) (z = 1, ..., 128)를 산출하고, ② 각 환자 원곡선에서 평균을 차감한 편차곡선 d_i(z) = x_i(z) - mu(z)를 구하고, ③ 편차곡선들의 128×128 공분산행렬을 고유분해(수치적 안정성을 위해 실제로는 특이값분해(SVD)를 이용, scikit-learn PCA)하여 분산을 가장 많이 설명하는 순서로 정렬된 성분(고유함수, phi_k)과 고유값(lambda_k)을 얻고, ④ 각 환자의 편차곡선을 각 성분에 투영하여 성분점수 score_i,k = Σ_z d_i(z)·phi_k(z)를 산출하였다.</w:t>
       </w:r>
     </w:p>
     <w:p>
       <w:pPr>
-        <w:rPr>
-          <w:sz w:val="32"/>
-          <w:szCs w:val="36"/>
-        </w:rPr>
+        <w:jc w:val="center"/>
       </w:pPr>
       <w:r>
-        <w:lastRenderedPageBreak/>
-        <w:rPr>
-          <w:rFonts w:ascii="맑은 고딕" w:hAnsi="맑은 고딕" w:eastAsia="맑은 고딕" w:cs="맑은 고딕" w:asciiTheme="minorHAnsi" w:hAnsiTheme="minorHAnsi" w:eastAsiaTheme="minorEastAsia" w:csTheme="minorBidi"/>
-          <w:kern w:val="2"/>
-          <w:sz w:val="32"/>
-          <w:szCs w:val="36"/>
-        </w:rPr>
-        <w:t>Material</w:t>
-      </w:r>
-      <w:r>
-        <w:rPr>
-          <w:rFonts w:ascii="맑은 고딕" w:hAnsi="맑은 고딕" w:eastAsia="맑은 고딕" w:cs="맑은 고딕" w:asciiTheme="minorHAnsi" w:hAnsiTheme="minorHAnsi" w:eastAsiaTheme="minorEastAsia" w:csTheme="minorBidi"/>
-          <w:kern w:val="2"/>
-          <w:sz w:val="32"/>
-          <w:szCs w:val="36"/>
-        </w:rPr>
-        <w:t xml:space="preserve"> </w:t>
-      </w:r>
-      <w:r>
-        <w:rPr>
-          <w:rFonts w:ascii="맑은 고딕" w:hAnsi="맑은 고딕" w:eastAsia="맑은 고딕" w:cs="맑은 고딕" w:asciiTheme="minorHAnsi" w:hAnsiTheme="minorHAnsi" w:eastAsiaTheme="minorEastAsia" w:csTheme="minorBidi"/>
-          <w:kern w:val="2"/>
-          <w:sz w:val="32"/>
-          <w:szCs w:val="36"/>
-        </w:rPr>
-        <w:t>(Dataset)</w:t>
+        <w:drawing>
+          <wp:inline xmlns:a="http://schemas.openxmlformats.org/drawingml/2006/main" xmlns:pic="http://schemas.openxmlformats.org/drawingml/2006/picture">
+            <wp:extent cx="5943600" cy="3614197"/>
+            <wp:docPr id="1" name="Picture 1"/>
+            <wp:cNvGraphicFramePr>
+              <a:graphicFrameLocks noChangeAspect="1"/>
+            </wp:cNvGraphicFramePr>
+            <a:graphic>
+              <a:graphicData uri="http://schemas.openxmlformats.org/drawingml/2006/picture">
+                <pic:pic>
+                  <pic:nvPicPr>
+                    <pic:cNvPr id="0" name="image.png"/>
+                    <pic:cNvPicPr/>
+                  </pic:nvPicPr>
+                  <pic:blipFill>
+                    <a:blip r:embed="rId11"/>
+                    <a:stretch>
+                      <a:fillRect/>
+                    </a:stretch>
+                  </pic:blipFill>
+                  <pic:spPr>
+                    <a:xfrm>
+                      <a:off x="0" y="0"/>
+                      <a:ext cx="5943600" cy="3614197"/>
+                    </a:xfrm>
+                    <a:prstGeom prst="rect"/>
+                  </pic:spPr>
+                </pic:pic>
+              </a:graphicData>
+            </a:graphic>
+          </wp:inline>
+        </w:drawing>
       </w:r>
     </w:p>
     <w:p>
       <w:r>
         <w:rPr>
-          <w:rFonts w:ascii="맑은 고딕" w:hAnsi="맑은 고딕" w:eastAsia="맑은 고딕" w:cs="맑은 고딕" w:asciiTheme="minorHAnsi" w:hAnsiTheme="minorHAnsi" w:eastAsiaTheme="minorEastAsia" w:csTheme="minorBidi"/>
-          <w:kern w:val="2"/>
+          <w:rFonts w:ascii="맑은 고딕" w:hAnsi="맑은 고딕" w:eastAsia="맑은 고딕" w:cs="맑은 고딕"/>
+          <w:b/>
           <w:sz w:val="22"/>
-          <w:szCs w:val="24"/>
-        </w:rPr>
-        <w:t>This retrospective cohort study analyzed the individuals who were regularly followed up for COPD management at 2 teaching hospitals (</w:t>
+        </w:rPr>
+        <w:t>Figure 1. Computation of functional principal component analysis (FPCA) on the internal-cohort AEC-128 curves. (A) A random sample of patient curves (gray) and the resulting mean curve μ(z) (black). (B) Deviation curve dᵢ(z) = xᵢ(z) − μ(z) for a representative patient. (C, F) The 128×128 covariance matrix, eigen-decomposed (via SVD) to obtain (E) the eigenvalue scree plot used for elbow-based component selection (k = 3) and (G) the resulting eigenfunctions φ₁–φ₃, shown as μ(z) ± √λₖ·φₖ(z). (D) Projection of the representative patient's deviation curve onto φ₁ yields the component score scoreᵢ,₁ = Σᵩ dᵢ(z)φ₁(z) = 1,318.</w:t>
       </w:r>
+    </w:p>
+    <w:p>
+      <w:pPr/>
       <w:r>
         <w:rPr>
-          <w:rFonts w:ascii="맑은 고딕" w:hAnsi="맑은 고딕" w:eastAsia="맑은 고딕" w:cs="맑은 고딕" w:asciiTheme="minorHAnsi" w:hAnsiTheme="minorHAnsi" w:eastAsiaTheme="minorEastAsia" w:csTheme="minorBidi"/>
-          <w:kern w:val="2"/>
+          <w:rFonts w:ascii="맑은 고딕" w:hAnsi="맑은 고딕" w:eastAsia="맑은 고딕" w:cs="맑은 고딕"/>
           <w:sz w:val="22"/>
-          <w:szCs w:val="24"/>
-        </w:rPr>
-        <w:t>Borame</w:t>
+        </w:rPr>
+        <w:t>내부 코호트에 PCA를 적합한 결과 PC1이 전체 변동의 84.3%를, PC1-2 누적 94.8%를, PC1-3 누적 97.4%를 설명하였다. 성분 수는 누적설명분산의 scree plot에서 elbow(Kneedle 알고리즘: 성분 수와 개별 설명분산비율을 각각 0-1로 정규화한 뒤 첫 성분과 마지막 성분을 잇는 직선까지 수직 거리가 최대인 지점을 elbow로 정의)로 결정하였으며, 그 결과가 PC3와 일치하여 3개 성분점수(PC1-PC3)를 AEC 곡선의 대표 지표로 고정 채택하였다. 개별 환자 수준의 재구성 정확도를 예시로 확인하기 위해 PC1-PC3 성분점수가 모두 크고 재구성 적합도가 상위 25% 이내인 한 환자(PC1 +1,318, PC2 +1,175, PC3 -247)를 재구성한 결과, 원곡선과의 결정계수(R²)는 0.992로 나타나 128개 지점의 원자료가 3개의 성분점수만으로 근사됨을 확인하였다.</w:t>
       </w:r>
+    </w:p>
+    <w:p>
+      <w:pPr/>
       <w:r>
         <w:rPr>
-          <w:rFonts w:ascii="맑은 고딕" w:hAnsi="맑은 고딕" w:eastAsia="맑은 고딕" w:cs="맑은 고딕" w:asciiTheme="minorHAnsi" w:hAnsiTheme="minorHAnsi" w:eastAsiaTheme="minorEastAsia" w:csTheme="minorBidi"/>
-          <w:kern w:val="2"/>
+          <w:rFonts w:ascii="맑은 고딕" w:hAnsi="맑은 고딕" w:eastAsia="맑은 고딕" w:cs="맑은 고딕"/>
           <w:sz w:val="22"/>
-          <w:szCs w:val="24"/>
-        </w:rPr>
-        <w:t xml:space="preserve"> Medical Center [BRMH] and Seoul National University Hospital [SNUH]) from January 2004 to December 2020. We included the patients with COPD who (1) had chronic respiratory symptoms including dyspnea, sputum, and cough; (2) performed postbronchodilator spirometry with an FEV</w:t>
-      </w:r>
-      <w:r>
-        <w:rPr>
-          <w:rFonts w:ascii="맑은 고딕" w:hAnsi="맑은 고딕" w:eastAsia="맑은 고딕" w:cs="맑은 고딕" w:asciiTheme="minorHAnsi" w:hAnsiTheme="minorHAnsi" w:eastAsiaTheme="minorEastAsia" w:csTheme="minorBidi"/>
-          <w:kern w:val="2"/>
-          <w:sz w:val="22"/>
-          <w:szCs w:val="24"/>
-          <w:vertAlign w:val="subscript"/>
-        </w:rPr>
-        <w:t>1</w:t>
-      </w:r>
-      <w:r>
-        <w:rPr>
-          <w:rFonts w:ascii="맑은 고딕" w:hAnsi="맑은 고딕" w:eastAsia="맑은 고딕" w:cs="맑은 고딕" w:asciiTheme="minorHAnsi" w:hAnsiTheme="minorHAnsi" w:eastAsiaTheme="minorEastAsia" w:csTheme="minorBidi"/>
-          <w:kern w:val="2"/>
-          <w:sz w:val="22"/>
-          <w:szCs w:val="24"/>
-        </w:rPr>
-        <w:t xml:space="preserve">/forced vital capacity (FVC) ratio of less than 0.7; (3) visited the outpatient clinic at least annually; and (4) had medical records regarding AE events in the past and during follow-up. Exclusion criteria included the presence of acute pulmonary conditions at baseline, such as pneumonia, acute pulmonary edema, or pulmonary embolism. Patients with interstitial lung disease, including idiopathic pulmonary fibrosis and connective tissue disease-associated interstitial lung disease, were excluded. </w:t>
-      </w:r>
-      <w:r>
-        <w:rPr>
-          <w:rFonts w:ascii="맑은 고딕" w:hAnsi="맑은 고딕" w:eastAsia="맑은 고딕" w:cs="맑은 고딕" w:asciiTheme="minorHAnsi" w:hAnsiTheme="minorHAnsi" w:eastAsiaTheme="minorEastAsia" w:csTheme="minorBidi"/>
-          <w:kern w:val="2"/>
-          <w:sz w:val="22"/>
-          <w:szCs w:val="24"/>
-        </w:rPr>
-        <w:t>In addition, patients with active malignancies (</w:t>
-      </w:r>
-      <w:r>
-        <w:rPr>
-          <w:rFonts w:ascii="맑은 고딕" w:hAnsi="맑은 고딕" w:eastAsia="맑은 고딕" w:cs="맑은 고딕" w:asciiTheme="minorHAnsi" w:hAnsiTheme="minorHAnsi" w:eastAsiaTheme="minorEastAsia" w:csTheme="minorBidi"/>
-          <w:kern w:val="2"/>
-          <w:sz w:val="22"/>
-          <w:szCs w:val="24"/>
-        </w:rPr>
-        <w:t>eg</w:t>
-      </w:r>
-      <w:r>
-        <w:rPr>
-          <w:rFonts w:ascii="맑은 고딕" w:hAnsi="맑은 고딕" w:eastAsia="맑은 고딕" w:cs="맑은 고딕" w:asciiTheme="minorHAnsi" w:hAnsiTheme="minorHAnsi" w:eastAsiaTheme="minorEastAsia" w:csTheme="minorBidi"/>
-          <w:kern w:val="2"/>
-          <w:sz w:val="22"/>
-          <w:szCs w:val="24"/>
-        </w:rPr>
-        <w:t xml:space="preserve">, lung cancer, metastatic solid tumors, and hematologic malignancies) and </w:t>
-      </w:r>
-      <w:r>
-        <w:rPr>
-          <w:rFonts w:ascii="맑은 고딕" w:hAnsi="맑은 고딕" w:eastAsia="맑은 고딕" w:cs="맑은 고딕" w:asciiTheme="minorHAnsi" w:hAnsiTheme="minorHAnsi" w:eastAsiaTheme="minorEastAsia" w:csTheme="minorBidi"/>
-          <w:kern w:val="2"/>
-          <w:sz w:val="22"/>
-          <w:szCs w:val="24"/>
-        </w:rPr>
-        <w:t>thos</w:t>
-      </w:r>
-      <w:r>
-        <w:rPr>
-          <w:rFonts w:ascii="맑은 고딕" w:hAnsi="맑은 고딕" w:eastAsia="맑은 고딕" w:cs="맑은 고딕" w:asciiTheme="minorHAnsi" w:hAnsiTheme="minorHAnsi" w:eastAsiaTheme="minorEastAsia" w:csTheme="minorBidi"/>
-          <w:kern w:val="2"/>
-          <w:sz w:val="22"/>
-          <w:szCs w:val="24"/>
-        </w:rPr>
-        <w:t xml:space="preserve"> with severe </w:t>
-      </w:r>
-      <w:r>
-        <w:rPr>
-          <w:rFonts w:ascii="맑은 고딕" w:hAnsi="맑은 고딕" w:eastAsia="맑은 고딕" w:cs="맑은 고딕" w:asciiTheme="minorHAnsi" w:hAnsiTheme="minorHAnsi" w:eastAsiaTheme="minorEastAsia" w:csTheme="minorBidi"/>
-          <w:kern w:val="2"/>
-          <w:sz w:val="22"/>
-          <w:szCs w:val="24"/>
-        </w:rPr>
-        <w:t>nonpulmonary</w:t>
-      </w:r>
-      <w:r>
-        <w:rPr>
-          <w:rFonts w:ascii="맑은 고딕" w:hAnsi="맑은 고딕" w:eastAsia="맑은 고딕" w:cs="맑은 고딕" w:asciiTheme="minorHAnsi" w:hAnsiTheme="minorHAnsi" w:eastAsiaTheme="minorEastAsia" w:csTheme="minorBidi"/>
-          <w:kern w:val="2"/>
-          <w:sz w:val="22"/>
-          <w:szCs w:val="24"/>
-        </w:rPr>
-        <w:t xml:space="preserve"> comorbidities (</w:t>
-      </w:r>
-      <w:r>
-        <w:rPr>
-          <w:rFonts w:ascii="맑은 고딕" w:hAnsi="맑은 고딕" w:eastAsia="맑은 고딕" w:cs="맑은 고딕" w:asciiTheme="minorHAnsi" w:hAnsiTheme="minorHAnsi" w:eastAsiaTheme="minorEastAsia" w:csTheme="minorBidi"/>
-          <w:kern w:val="2"/>
-          <w:sz w:val="22"/>
-          <w:szCs w:val="24"/>
-        </w:rPr>
-        <w:t>eg</w:t>
-      </w:r>
-      <w:r>
-        <w:rPr>
-          <w:rFonts w:ascii="맑은 고딕" w:hAnsi="맑은 고딕" w:eastAsia="맑은 고딕" w:cs="맑은 고딕" w:asciiTheme="minorHAnsi" w:hAnsiTheme="minorHAnsi" w:eastAsiaTheme="minorEastAsia" w:csTheme="minorBidi"/>
-          <w:kern w:val="2"/>
-          <w:sz w:val="22"/>
-          <w:szCs w:val="24"/>
-        </w:rPr>
-        <w:t>, end-stage renal disease, end</w:t>
-      </w:r>
-      <w:r>
-        <w:rPr>
-          <w:rFonts w:ascii="맑은 고딕" w:hAnsi="맑은 고딕" w:eastAsia="맑은 고딕" w:cs="맑은 고딕" w:asciiTheme="minorHAnsi" w:hAnsiTheme="minorHAnsi" w:eastAsiaTheme="minorEastAsia" w:csTheme="minorBidi"/>
-          <w:kern w:val="2"/>
-          <w:sz w:val="22"/>
-          <w:szCs w:val="24"/>
-        </w:rPr>
-        <w:t>-stage heart failure, decompensated liver cirrhosis, and neuromuscular disorders affecting respiratory function) were excluded.</w:t>
+        </w:rPr>
+        <w:t>성분(고유함수)은 내부 코호트에서만 추정하고, 외부 코호트의 곡선은 이 고정된 성분에 재학습 없이 투영하여 성분점수만 산출함으로써 두 코호트를 동일한 기준으로 비교하였다. 이는 평균·표준편차·왜도와 같은 개별 요약통계량이 포착하지 못하는 곡선의 형태학적 변이를 정량화하여 예측모델의 입력 변수로 활용하기 위함이다.</w:t>
       </w:r>
     </w:p>
     <w:sectPr>
@@ -2900,6 +2733,56 @@
     </w:sectPr>
   </w:body>
 </w:document>
+</file>
+
+<file path=word/endnotes.xml><?xml version="1.0" encoding="utf-8"?>
+<w:endnotes xmlns:wpc="http://schemas.microsoft.com/office/word/2010/wordprocessingCanvas" xmlns:cx="http://schemas.microsoft.com/office/drawing/2014/chartex" xmlns:cx1="http://schemas.microsoft.com/office/drawing/2015/9/8/chartex" xmlns:cx2="http://schemas.microsoft.com/office/drawing/2015/10/21/chartex" xmlns:cx3="http://schemas.microsoft.com/office/drawing/2016/5/9/chartex" xmlns:cx4="http://schemas.microsoft.com/office/drawing/2016/5/10/chartex" xmlns:cx5="http://schemas.microsoft.com/office/drawing/2016/5/11/chartex" xmlns:cx6="http://schemas.microsoft.com/office/drawing/2016/5/12/chartex" xmlns:cx7="http://schemas.microsoft.com/office/drawing/2016/5/13/chartex" xmlns:cx8="http://schemas.microsoft.com/office/drawing/2016/5/14/chartex" xmlns:mc="http://schemas.openxmlformats.org/markup-compatibility/2006" xmlns:aink="http://schemas.microsoft.com/office/drawing/2016/ink" xmlns:am3d="http://schemas.microsoft.com/office/drawing/2017/model3d" xmlns:o="urn:schemas-microsoft-com:office:office" xmlns:oel="http://schemas.microsoft.com/office/2019/extlst" xmlns:r="http://schemas.openxmlformats.org/officeDocument/2006/relationships" xmlns:m="http://schemas.openxmlformats.org/officeDocument/2006/math" xmlns:v="urn:schemas-microsoft-com:vml" xmlns:wp14="http://schemas.microsoft.com/office/word/2010/wordprocessingDrawing" xmlns:wp="http://schemas.openxmlformats.org/drawingml/2006/wordprocessingDrawing" xmlns:w10="urn:schemas-microsoft-com:office:word" xmlns:w="http://schemas.openxmlformats.org/wordprocessingml/2006/main" xmlns:w14="http://schemas.microsoft.com/office/word/2010/wordml" xmlns:w15="http://schemas.microsoft.com/office/word/2012/wordml" xmlns:w16cex="http://schemas.microsoft.com/office/word/2018/wordml/cex" xmlns:w16cid="http://schemas.microsoft.com/office/word/2016/wordml/cid" xmlns:w16="http://schemas.microsoft.com/office/word/2018/wordml" xmlns:w16du="http://schemas.microsoft.com/office/word/2023/wordml/word16du" xmlns:w16sdtdh="http://schemas.microsoft.com/office/word/2020/wordml/sdtdatahash" xmlns:w16sdtfl="http://schemas.microsoft.com/office/word/2024/wordml/sdtformatlock" xmlns:w16se="http://schemas.microsoft.com/office/word/2015/wordml/symex" xmlns:wpg="http://schemas.microsoft.com/office/word/2010/wordprocessingGroup" xmlns:wpi="http://schemas.microsoft.com/office/word/2010/wordprocessingInk" xmlns:wne="http://schemas.microsoft.com/office/word/2006/wordml" xmlns:wps="http://schemas.microsoft.com/office/word/2010/wordprocessingShape" mc:Ignorable="w14 w15 w16se w16cid w16 w16cex w16sdtdh w16sdtfl w16du wp14">
+  <w:endnote w:type="separator" w:id="-1">
+    <w:p>
+      <w:pPr>
+        <w:spacing w:after="0"/>
+      </w:pPr>
+      <w:r>
+        <w:separator/>
+      </w:r>
+    </w:p>
+  </w:endnote>
+  <w:endnote w:type="continuationSeparator" w:id="0">
+    <w:p>
+      <w:pPr>
+        <w:spacing w:after="0"/>
+      </w:pPr>
+      <w:r>
+        <w:continuationSeparator/>
+      </w:r>
+    </w:p>
+  </w:endnote>
+</w:endnotes>
+</file>
+
+<file path=word/footnotes.xml><?xml version="1.0" encoding="utf-8"?>
+<w:footnotes xmlns:wpc="http://schemas.microsoft.com/office/word/2010/wordprocessingCanvas" xmlns:cx="http://schemas.microsoft.com/office/drawing/2014/chartex" xmlns:cx1="http://schemas.microsoft.com/office/drawing/2015/9/8/chartex" xmlns:cx2="http://schemas.microsoft.com/office/drawing/2015/10/21/chartex" xmlns:cx3="http://schemas.microsoft.com/office/drawing/2016/5/9/chartex" xmlns:cx4="http://schemas.microsoft.com/office/drawing/2016/5/10/chartex" xmlns:cx5="http://schemas.microsoft.com/office/drawing/2016/5/11/chartex" xmlns:cx6="http://schemas.microsoft.com/office/drawing/2016/5/12/chartex" xmlns:cx7="http://schemas.microsoft.com/office/drawing/2016/5/13/chartex" xmlns:cx8="http://schemas.microsoft.com/office/drawing/2016/5/14/chartex" xmlns:mc="http://schemas.openxmlformats.org/markup-compatibility/2006" xmlns:aink="http://schemas.microsoft.com/office/drawing/2016/ink" xmlns:am3d="http://schemas.microsoft.com/office/drawing/2017/model3d" xmlns:o="urn:schemas-microsoft-com:office:office" xmlns:oel="http://schemas.microsoft.com/office/2019/extlst" xmlns:r="http://schemas.openxmlformats.org/officeDocument/2006/relationships" xmlns:m="http://schemas.openxmlformats.org/officeDocument/2006/math" xmlns:v="urn:schemas-microsoft-com:vml" xmlns:wp14="http://schemas.microsoft.com/office/word/2010/wordprocessingDrawing" xmlns:wp="http://schemas.openxmlformats.org/drawingml/2006/wordprocessingDrawing" xmlns:w10="urn:schemas-microsoft-com:office:word" xmlns:w="http://schemas.openxmlformats.org/wordprocessingml/2006/main" xmlns:w14="http://schemas.microsoft.com/office/word/2010/wordml" xmlns:w15="http://schemas.microsoft.com/office/word/2012/wordml" xmlns:w16cex="http://schemas.microsoft.com/office/word/2018/wordml/cex" xmlns:w16cid="http://schemas.microsoft.com/office/word/2016/wordml/cid" xmlns:w16="http://schemas.microsoft.com/office/word/2018/wordml" xmlns:w16du="http://schemas.microsoft.com/office/word/2023/wordml/word16du" xmlns:w16sdtdh="http://schemas.microsoft.com/office/word/2020/wordml/sdtdatahash" xmlns:w16sdtfl="http://schemas.microsoft.com/office/word/2024/wordml/sdtformatlock" xmlns:w16se="http://schemas.microsoft.com/office/word/2015/wordml/symex" xmlns:wpg="http://schemas.microsoft.com/office/word/2010/wordprocessingGroup" xmlns:wpi="http://schemas.microsoft.com/office/word/2010/wordprocessingInk" xmlns:wne="http://schemas.microsoft.com/office/word/2006/wordml" xmlns:wps="http://schemas.microsoft.com/office/word/2010/wordprocessingShape" mc:Ignorable="w14 w15 w16se w16cid w16 w16cex w16sdtdh w16sdtfl w16du wp14">
+  <w:footnote w:type="separator" w:id="-1">
+    <w:p>
+      <w:pPr>
+        <w:spacing w:after="0"/>
+      </w:pPr>
+      <w:r>
+        <w:separator/>
+      </w:r>
+    </w:p>
+  </w:footnote>
+  <w:footnote w:type="continuationSeparator" w:id="0">
+    <w:p>
+      <w:pPr>
+        <w:spacing w:after="0"/>
+      </w:pPr>
+      <w:r>
+        <w:continuationSeparator/>
+      </w:r>
+    </w:p>
+  </w:footnote>
+</w:footnotes>
 </file>
 
 <file path=word/styles.xml><?xml version="1.0" encoding="utf-8"?>
@@ -3509,6 +3392,7 @@
   <w:style w:type="character" w:default="1" w:styleId="a0">
     <w:name w:val="Default Paragraph Font"/>
     <w:uiPriority w:val="1"/>
+    <w:semiHidden/>
     <w:unhideWhenUsed/>
   </w:style>
   <w:style w:type="table" w:default="1" w:styleId="a1">
@@ -3836,6 +3720,50 @@
       </w:tblBorders>
     </w:tblPr>
   </w:style>
+  <w:style w:type="paragraph" w:styleId="ab">
+    <w:name w:val="header"/>
+    <w:basedOn w:val="a"/>
+    <w:link w:val="Char3"/>
+    <w:uiPriority w:val="99"/>
+    <w:unhideWhenUsed/>
+    <w:rsid w:val="006F3573"/>
+    <w:pPr>
+      <w:tabs>
+        <w:tab w:val="center" w:pos="4513"/>
+        <w:tab w:val="right" w:pos="9026"/>
+      </w:tabs>
+      <w:snapToGrid w:val="0"/>
+    </w:pPr>
+  </w:style>
+  <w:style w:type="character" w:customStyle="1" w:styleId="Char3">
+    <w:name w:val="머리글 Char"/>
+    <w:basedOn w:val="a0"/>
+    <w:link w:val="ab"/>
+    <w:uiPriority w:val="99"/>
+    <w:rsid w:val="006F3573"/>
+  </w:style>
+  <w:style w:type="paragraph" w:styleId="ac">
+    <w:name w:val="footer"/>
+    <w:basedOn w:val="a"/>
+    <w:link w:val="Char4"/>
+    <w:uiPriority w:val="99"/>
+    <w:unhideWhenUsed/>
+    <w:rsid w:val="006F3573"/>
+    <w:pPr>
+      <w:tabs>
+        <w:tab w:val="center" w:pos="4513"/>
+        <w:tab w:val="right" w:pos="9026"/>
+      </w:tabs>
+      <w:snapToGrid w:val="0"/>
+    </w:pPr>
+  </w:style>
+  <w:style w:type="character" w:customStyle="1" w:styleId="Char4">
+    <w:name w:val="바닥글 Char"/>
+    <w:basedOn w:val="a0"/>
+    <w:link w:val="ac"/>
+    <w:uiPriority w:val="99"/>
+    <w:rsid w:val="006F3573"/>
+  </w:style>
 </w:styles>
 </file>
 
